--- a/fuentes/21230074_CF02_DU.docx
+++ b/fuentes/21230074_CF02_DU.docx
@@ -561,7 +561,7 @@
           <w:r>
             <w:fldChar w:fldCharType="separate"/>
           </w:r>
-          <w:hyperlink w:anchor="_Toc212134945" w:history="1">
+          <w:hyperlink w:anchor="_Toc213855728" w:history="1">
             <w:r>
               <w:rPr>
                 <w:rStyle w:val="Hipervnculo"/>
@@ -588,7 +588,7 @@
                 <w:noProof/>
                 <w:webHidden/>
               </w:rPr>
-              <w:instrText xml:space="preserve"> PAGEREF _Toc212134945 \h </w:instrText>
+              <w:instrText xml:space="preserve"> PAGEREF _Toc213855728 \h </w:instrText>
             </w:r>
             <w:r>
               <w:rPr>
@@ -634,7 +634,7 @@
               <w:lang w:val="es-ES" w:eastAsia="es-ES"/>
             </w:rPr>
           </w:pPr>
-          <w:hyperlink w:anchor="_Toc212134946" w:history="1">
+          <w:hyperlink w:anchor="_Toc213855729" w:history="1">
             <w:r>
               <w:rPr>
                 <w:rStyle w:val="Hipervnculo"/>
@@ -678,7 +678,7 @@
                 <w:noProof/>
                 <w:webHidden/>
               </w:rPr>
-              <w:instrText xml:space="preserve"> PAGEREF _Toc212134946 \h </w:instrText>
+              <w:instrText xml:space="preserve"> PAGEREF _Toc213855729 \h </w:instrText>
             </w:r>
             <w:r>
               <w:rPr>
@@ -724,7 +724,7 @@
               <w:lang w:val="es-ES" w:eastAsia="es-ES"/>
             </w:rPr>
           </w:pPr>
-          <w:hyperlink w:anchor="_Toc212134947" w:history="1">
+          <w:hyperlink w:anchor="_Toc213855730" w:history="1">
             <w:r>
               <w:rPr>
                 <w:rStyle w:val="Hipervnculo"/>
@@ -774,7 +774,7 @@
                 <w:noProof/>
                 <w:webHidden/>
               </w:rPr>
-              <w:instrText xml:space="preserve"> PAGEREF _Toc212134947 \h </w:instrText>
+              <w:instrText xml:space="preserve"> PAGEREF _Toc213855730 \h </w:instrText>
             </w:r>
             <w:r>
               <w:rPr>
@@ -820,7 +820,7 @@
               <w:lang w:val="es-ES" w:eastAsia="es-ES"/>
             </w:rPr>
           </w:pPr>
-          <w:hyperlink w:anchor="_Toc212134948" w:history="1">
+          <w:hyperlink w:anchor="_Toc213855731" w:history="1">
             <w:r>
               <w:rPr>
                 <w:rStyle w:val="Hipervnculo"/>
@@ -870,7 +870,7 @@
                 <w:noProof/>
                 <w:webHidden/>
               </w:rPr>
-              <w:instrText xml:space="preserve"> PAGEREF _Toc212134948 \h </w:instrText>
+              <w:instrText xml:space="preserve"> PAGEREF _Toc213855731 \h </w:instrText>
             </w:r>
             <w:r>
               <w:rPr>
@@ -916,7 +916,7 @@
               <w:lang w:val="es-ES" w:eastAsia="es-ES"/>
             </w:rPr>
           </w:pPr>
-          <w:hyperlink w:anchor="_Toc212134949" w:history="1">
+          <w:hyperlink w:anchor="_Toc213855732" w:history="1">
             <w:r>
               <w:rPr>
                 <w:rStyle w:val="Hipervnculo"/>
@@ -960,7 +960,7 @@
                 <w:noProof/>
                 <w:webHidden/>
               </w:rPr>
-              <w:instrText xml:space="preserve"> PAGEREF _Toc212134949 \h </w:instrText>
+              <w:instrText xml:space="preserve"> PAGEREF _Toc213855732 \h </w:instrText>
             </w:r>
             <w:r>
               <w:rPr>
@@ -1006,7 +1006,7 @@
               <w:lang w:val="es-ES" w:eastAsia="es-ES"/>
             </w:rPr>
           </w:pPr>
-          <w:hyperlink w:anchor="_Toc212134950" w:history="1">
+          <w:hyperlink w:anchor="_Toc213855733" w:history="1">
             <w:r>
               <w:rPr>
                 <w:rStyle w:val="Hipervnculo"/>
@@ -1056,7 +1056,7 @@
                 <w:noProof/>
                 <w:webHidden/>
               </w:rPr>
-              <w:instrText xml:space="preserve"> PAGEREF _Toc212134950 \h </w:instrText>
+              <w:instrText xml:space="preserve"> PAGEREF _Toc213855733 \h </w:instrText>
             </w:r>
             <w:r>
               <w:rPr>
@@ -1102,7 +1102,7 @@
               <w:lang w:val="es-ES" w:eastAsia="es-ES"/>
             </w:rPr>
           </w:pPr>
-          <w:hyperlink w:anchor="_Toc212134951" w:history="1">
+          <w:hyperlink w:anchor="_Toc213855734" w:history="1">
             <w:r>
               <w:rPr>
                 <w:rStyle w:val="Hipervnculo"/>
@@ -1152,7 +1152,7 @@
                 <w:noProof/>
                 <w:webHidden/>
               </w:rPr>
-              <w:instrText xml:space="preserve"> PAGEREF _Toc212134951 \h </w:instrText>
+              <w:instrText xml:space="preserve"> PAGEREF _Toc213855734 \h </w:instrText>
             </w:r>
             <w:r>
               <w:rPr>
@@ -1198,7 +1198,7 @@
               <w:lang w:val="es-ES" w:eastAsia="es-ES"/>
             </w:rPr>
           </w:pPr>
-          <w:hyperlink w:anchor="_Toc212134952" w:history="1">
+          <w:hyperlink w:anchor="_Toc213855735" w:history="1">
             <w:r>
               <w:rPr>
                 <w:rStyle w:val="Hipervnculo"/>
@@ -1220,7 +1220,7 @@
                 <w:szCs w:val="24"/>
                 <w:lang w:val="es-ES" w:eastAsia="es-ES"/>
               </w:rPr>
-              <w:t xml:space="preserve">      </w:t>
+              <w:t xml:space="preserve">     </w:t>
             </w:r>
             <w:r>
               <w:rPr>
@@ -1248,7 +1248,7 @@
                 <w:noProof/>
                 <w:webHidden/>
               </w:rPr>
-              <w:instrText xml:space="preserve"> PAGEREF _Toc212134952 \h </w:instrText>
+              <w:instrText xml:space="preserve"> PAGEREF _Toc213855735 \h </w:instrText>
             </w:r>
             <w:r>
               <w:rPr>
@@ -1294,7 +1294,7 @@
               <w:lang w:val="es-ES" w:eastAsia="es-ES"/>
             </w:rPr>
           </w:pPr>
-          <w:hyperlink w:anchor="_Toc212134953" w:history="1">
+          <w:hyperlink w:anchor="_Toc213855736" w:history="1">
             <w:r>
               <w:rPr>
                 <w:rStyle w:val="Hipervnculo"/>
@@ -1338,7 +1338,7 @@
                 <w:noProof/>
                 <w:webHidden/>
               </w:rPr>
-              <w:instrText xml:space="preserve"> PAGEREF _Toc212134953 \h </w:instrText>
+              <w:instrText xml:space="preserve"> PAGEREF _Toc213855736 \h </w:instrText>
             </w:r>
             <w:r>
               <w:rPr>
@@ -1384,7 +1384,7 @@
               <w:lang w:val="es-ES" w:eastAsia="es-ES"/>
             </w:rPr>
           </w:pPr>
-          <w:hyperlink w:anchor="_Toc212134954" w:history="1">
+          <w:hyperlink w:anchor="_Toc213855737" w:history="1">
             <w:r>
               <w:rPr>
                 <w:rStyle w:val="Hipervnculo"/>
@@ -1406,7 +1406,7 @@
                 <w:szCs w:val="24"/>
                 <w:lang w:val="es-ES" w:eastAsia="es-ES"/>
               </w:rPr>
-              <w:tab/>
+              <w:t xml:space="preserve">     </w:t>
             </w:r>
             <w:r>
               <w:rPr>
@@ -1434,7 +1434,7 @@
                 <w:noProof/>
                 <w:webHidden/>
               </w:rPr>
-              <w:instrText xml:space="preserve"> PAGEREF _Toc212134954 \h </w:instrText>
+              <w:instrText xml:space="preserve"> PAGEREF _Toc213855737 \h </w:instrText>
             </w:r>
             <w:r>
               <w:rPr>
@@ -1480,7 +1480,7 @@
               <w:lang w:val="es-ES" w:eastAsia="es-ES"/>
             </w:rPr>
           </w:pPr>
-          <w:hyperlink w:anchor="_Toc212134955" w:history="1">
+          <w:hyperlink w:anchor="_Toc213855738" w:history="1">
             <w:r>
               <w:rPr>
                 <w:rStyle w:val="Hipervnculo"/>
@@ -1530,7 +1530,7 @@
                 <w:noProof/>
                 <w:webHidden/>
               </w:rPr>
-              <w:instrText xml:space="preserve"> PAGEREF _Toc212134955 \h </w:instrText>
+              <w:instrText xml:space="preserve"> PAGEREF _Toc213855738 \h </w:instrText>
             </w:r>
             <w:r>
               <w:rPr>
@@ -1576,7 +1576,7 @@
               <w:lang w:val="es-ES" w:eastAsia="es-ES"/>
             </w:rPr>
           </w:pPr>
-          <w:hyperlink w:anchor="_Toc212134956" w:history="1">
+          <w:hyperlink w:anchor="_Toc213855739" w:history="1">
             <w:r>
               <w:rPr>
                 <w:rStyle w:val="Hipervnculo"/>
@@ -1626,7 +1626,7 @@
                 <w:noProof/>
                 <w:webHidden/>
               </w:rPr>
-              <w:instrText xml:space="preserve"> PAGEREF _Toc212134956 \h </w:instrText>
+              <w:instrText xml:space="preserve"> PAGEREF _Toc213855739 \h </w:instrText>
             </w:r>
             <w:r>
               <w:rPr>
@@ -1672,7 +1672,7 @@
               <w:lang w:val="es-ES" w:eastAsia="es-ES"/>
             </w:rPr>
           </w:pPr>
-          <w:hyperlink w:anchor="_Toc212134957" w:history="1">
+          <w:hyperlink w:anchor="_Toc213855740" w:history="1">
             <w:r>
               <w:rPr>
                 <w:rStyle w:val="Hipervnculo"/>
@@ -1722,7 +1722,7 @@
                 <w:noProof/>
                 <w:webHidden/>
               </w:rPr>
-              <w:instrText xml:space="preserve"> PAGEREF _Toc212134957 \h </w:instrText>
+              <w:instrText xml:space="preserve"> PAGEREF _Toc213855740 \h </w:instrText>
             </w:r>
             <w:r>
               <w:rPr>
@@ -1768,7 +1768,7 @@
               <w:lang w:val="es-ES" w:eastAsia="es-ES"/>
             </w:rPr>
           </w:pPr>
-          <w:hyperlink w:anchor="_Toc212134958" w:history="1">
+          <w:hyperlink w:anchor="_Toc213855741" w:history="1">
             <w:r>
               <w:rPr>
                 <w:rStyle w:val="Hipervnculo"/>
@@ -1818,7 +1818,7 @@
                 <w:noProof/>
                 <w:webHidden/>
               </w:rPr>
-              <w:instrText xml:space="preserve"> PAGEREF _Toc212134958 \h </w:instrText>
+              <w:instrText xml:space="preserve"> PAGEREF _Toc213855741 \h </w:instrText>
             </w:r>
             <w:r>
               <w:rPr>
@@ -1864,7 +1864,7 @@
               <w:lang w:val="es-ES" w:eastAsia="es-ES"/>
             </w:rPr>
           </w:pPr>
-          <w:hyperlink w:anchor="_Toc212134959" w:history="1">
+          <w:hyperlink w:anchor="_Toc213855742" w:history="1">
             <w:r>
               <w:rPr>
                 <w:rStyle w:val="Hipervnculo"/>
@@ -1914,7 +1914,7 @@
                 <w:noProof/>
                 <w:webHidden/>
               </w:rPr>
-              <w:instrText xml:space="preserve"> PAGEREF _Toc212134959 \h </w:instrText>
+              <w:instrText xml:space="preserve"> PAGEREF _Toc213855742 \h </w:instrText>
             </w:r>
             <w:r>
               <w:rPr>
@@ -1959,7 +1959,7 @@
               <w:lang w:val="es-ES" w:eastAsia="es-ES"/>
             </w:rPr>
           </w:pPr>
-          <w:hyperlink w:anchor="_Toc212134960" w:history="1">
+          <w:hyperlink w:anchor="_Toc213855743" w:history="1">
             <w:r>
               <w:rPr>
                 <w:rStyle w:val="Hipervnculo"/>
@@ -1986,7 +1986,7 @@
                 <w:noProof/>
                 <w:webHidden/>
               </w:rPr>
-              <w:instrText xml:space="preserve"> PAGEREF _Toc212134960 \h </w:instrText>
+              <w:instrText xml:space="preserve"> PAGEREF _Toc213855743 \h </w:instrText>
             </w:r>
             <w:r>
               <w:rPr>
@@ -2031,7 +2031,7 @@
               <w:lang w:val="es-ES" w:eastAsia="es-ES"/>
             </w:rPr>
           </w:pPr>
-          <w:hyperlink w:anchor="_Toc212134961" w:history="1">
+          <w:hyperlink w:anchor="_Toc213855744" w:history="1">
             <w:r>
               <w:rPr>
                 <w:rStyle w:val="Hipervnculo"/>
@@ -2058,7 +2058,7 @@
                 <w:noProof/>
                 <w:webHidden/>
               </w:rPr>
-              <w:instrText xml:space="preserve"> PAGEREF _Toc212134961 \h </w:instrText>
+              <w:instrText xml:space="preserve"> PAGEREF _Toc213855744 \h </w:instrText>
             </w:r>
             <w:r>
               <w:rPr>
@@ -2103,7 +2103,7 @@
               <w:lang w:val="es-ES" w:eastAsia="es-ES"/>
             </w:rPr>
           </w:pPr>
-          <w:hyperlink w:anchor="_Toc212134962" w:history="1">
+          <w:hyperlink w:anchor="_Toc213855745" w:history="1">
             <w:r>
               <w:rPr>
                 <w:rStyle w:val="Hipervnculo"/>
@@ -2130,7 +2130,7 @@
                 <w:noProof/>
                 <w:webHidden/>
               </w:rPr>
-              <w:instrText xml:space="preserve"> PAGEREF _Toc212134962 \h </w:instrText>
+              <w:instrText xml:space="preserve"> PAGEREF _Toc213855745 \h </w:instrText>
             </w:r>
             <w:r>
               <w:rPr>
@@ -2175,7 +2175,7 @@
               <w:lang w:val="es-ES" w:eastAsia="es-ES"/>
             </w:rPr>
           </w:pPr>
-          <w:hyperlink w:anchor="_Toc212134963" w:history="1">
+          <w:hyperlink w:anchor="_Toc213855746" w:history="1">
             <w:r>
               <w:rPr>
                 <w:rStyle w:val="Hipervnculo"/>
@@ -2202,7 +2202,7 @@
                 <w:noProof/>
                 <w:webHidden/>
               </w:rPr>
-              <w:instrText xml:space="preserve"> PAGEREF _Toc212134963 \h </w:instrText>
+              <w:instrText xml:space="preserve"> PAGEREF _Toc213855746 \h </w:instrText>
             </w:r>
             <w:r>
               <w:rPr>
@@ -2247,7 +2247,7 @@
               <w:lang w:val="es-ES" w:eastAsia="es-ES"/>
             </w:rPr>
           </w:pPr>
-          <w:hyperlink w:anchor="_Toc212134964" w:history="1">
+          <w:hyperlink w:anchor="_Toc213855747" w:history="1">
             <w:r>
               <w:rPr>
                 <w:rStyle w:val="Hipervnculo"/>
@@ -2274,7 +2274,7 @@
                 <w:noProof/>
                 <w:webHidden/>
               </w:rPr>
-              <w:instrText xml:space="preserve"> PAGEREF _Toc212134964 \h </w:instrText>
+              <w:instrText xml:space="preserve"> PAGEREF _Toc213855747 \h </w:instrText>
             </w:r>
             <w:r>
               <w:rPr>
@@ -2316,7 +2316,7 @@
       <w:pPr>
         <w:pStyle w:val="Titulosgenerales"/>
       </w:pPr>
-      <w:bookmarkStart w:id="0" w:name="_Toc212134945"/>
+      <w:bookmarkStart w:id="0" w:name="_Toc213855728"/>
       <w:r>
         <w:lastRenderedPageBreak/>
         <w:t>Introducción</w:t>
@@ -2357,7 +2357,7 @@
           <w:lang w:val="es-CO"/>
         </w:rPr>
       </w:pPr>
-      <w:bookmarkStart w:id="1" w:name="_Toc212134946"/>
+      <w:bookmarkStart w:id="1" w:name="_Toc213855729"/>
       <w:r>
         <w:rPr>
           <w:lang w:val="es-CO"/>
@@ -2481,7 +2481,7 @@
       <w:pPr>
         <w:pStyle w:val="Ttulo2"/>
       </w:pPr>
-      <w:bookmarkStart w:id="2" w:name="_Toc212134947"/>
+      <w:bookmarkStart w:id="2" w:name="_Toc213855730"/>
       <w:r>
         <w:t>Elementos de la producción más limpia</w:t>
       </w:r>
@@ -2524,13 +2524,7 @@
         <w:rPr>
           <w:lang w:val="es-419" w:eastAsia="es-CO"/>
         </w:rPr>
-        <w:t xml:space="preserve">. </w:t>
-      </w:r>
-      <w:r>
-        <w:rPr>
-          <w:lang w:val="es-419" w:eastAsia="es-CO"/>
-        </w:rPr>
-        <w:t>Minimizar las cantidades de residuos que pueden generarse, ya sea en actividades de las granjas o en las plantas de sacrificio.</w:t>
+        <w:t>. Minimizar las cantidades de residuos que pueden generarse, ya sea en actividades de las granjas o en las plantas de sacrificio.</w:t>
       </w:r>
     </w:p>
     <w:p>
@@ -2557,13 +2551,7 @@
         <w:rPr>
           <w:lang w:val="es-419" w:eastAsia="es-CO"/>
         </w:rPr>
-        <w:t xml:space="preserve">. </w:t>
-      </w:r>
-      <w:r>
-        <w:rPr>
-          <w:lang w:val="es-419" w:eastAsia="es-CO"/>
-        </w:rPr>
-        <w:t>El sector avícola genera grandes cantidades de residuos, principalmente orgánicos. Estos pueden ser incorporados en procesos de compostaje o en la producción de insumos pecuarios como concentrados.</w:t>
+        <w:t>. El sector avícola genera grandes cantidades de residuos, principalmente orgánicos. Estos pueden ser incorporados en procesos de compostaje o en la producción de insumos pecuarios como concentrados.</w:t>
       </w:r>
     </w:p>
     <w:p>
@@ -2591,13 +2579,7 @@
         <w:rPr>
           <w:lang w:eastAsia="es-CO"/>
         </w:rPr>
-        <w:t xml:space="preserve">. </w:t>
-      </w:r>
-      <w:r>
-        <w:rPr>
-          <w:lang w:eastAsia="es-CO"/>
-        </w:rPr>
-        <w:t>En las diferentes etapas de los procesos productivos, es posible implementar el uso de tecnologías de bajo impacto ambiental. Por ejemplo, en las granjas puede usarse tecnología para el manejo de olores, y en las plantas de sacrificio existen tecnologías para el uso eficiente del agua y para el aprovechamiento de residuos orgánicos.</w:t>
+        <w:t>. En las diferentes etapas de los procesos productivos, es posible implementar el uso de tecnologías de bajo impacto ambiental. Por ejemplo, en las granjas puede usarse tecnología para el manejo de olores, y en las plantas de sacrificio existen tecnologías para el uso eficiente del agua y para el aprovechamiento de residuos orgánicos.</w:t>
       </w:r>
     </w:p>
     <w:p>
@@ -2624,13 +2606,7 @@
         <w:rPr>
           <w:lang w:eastAsia="es-CO"/>
         </w:rPr>
-        <w:t xml:space="preserve">. </w:t>
-      </w:r>
-      <w:r>
-        <w:rPr>
-          <w:lang w:eastAsia="es-CO"/>
-        </w:rPr>
-        <w:t>Por condiciones de sanidad y estándares ambientales, deben suplirse materias primas y productos tóxicos por alternativas menos contaminantes o biodegradables.</w:t>
+        <w:t>. Por condiciones de sanidad y estándares ambientales, deben suplirse materias primas y productos tóxicos por alternativas menos contaminantes o biodegradables.</w:t>
       </w:r>
     </w:p>
     <w:p>
@@ -2644,7 +2620,7 @@
       <w:pPr>
         <w:pStyle w:val="Ttulo2"/>
       </w:pPr>
-      <w:bookmarkStart w:id="3" w:name="_Toc212134948"/>
+      <w:bookmarkStart w:id="3" w:name="_Toc213855731"/>
       <w:r>
         <w:t>Buenas prácticas de operación</w:t>
       </w:r>
@@ -2687,13 +2663,7 @@
         <w:rPr>
           <w:lang w:val="es-419" w:eastAsia="es-CO"/>
         </w:rPr>
-        <w:t xml:space="preserve">. </w:t>
-      </w:r>
-      <w:r>
-        <w:rPr>
-          <w:lang w:val="es-419" w:eastAsia="es-CO"/>
-        </w:rPr>
-        <w:t>Establecimiento de programas de seguimiento al consumo de agua, así como monitoreo y control de fugas.</w:t>
+        <w:t>. Establecimiento de programas de seguimiento al consumo de agua, así como monitoreo y control de fugas.</w:t>
       </w:r>
     </w:p>
     <w:p>
@@ -2714,27 +2684,13 @@
           <w:bCs/>
           <w:lang w:val="es-419" w:eastAsia="es-CO"/>
         </w:rPr>
-        <w:t>Tratamiento de agua potable y residual</w:t>
-      </w:r>
-      <w:r>
-        <w:rPr>
-          <w:b/>
-          <w:bCs/>
-          <w:lang w:val="es-419" w:eastAsia="es-CO"/>
-        </w:rPr>
-        <w:t>.</w:t>
-      </w:r>
-      <w:r>
-        <w:rPr>
-          <w:lang w:val="es-419" w:eastAsia="es-CO"/>
-        </w:rPr>
-        <w:t xml:space="preserve"> </w:t>
-      </w:r>
-      <w:r>
-        <w:rPr>
-          <w:lang w:val="es-419" w:eastAsia="es-CO"/>
-        </w:rPr>
-        <w:t>En granjas y plantas de sacrificio se debe garantizar el suministro de agua potable. Además, si se generan vertimientos, se debe implementar el tratamiento de aguas residuales.</w:t>
+        <w:t>Tratamiento de agua potable y residual.</w:t>
+      </w:r>
+      <w:r>
+        <w:rPr>
+          <w:lang w:val="es-419" w:eastAsia="es-CO"/>
+        </w:rPr>
+        <w:t xml:space="preserve"> En granjas y plantas de sacrificio se debe garantizar el suministro de agua potable. Además, si se generan vertimientos, se debe implementar el tratamiento de aguas residuales.</w:t>
       </w:r>
     </w:p>
     <w:p>
@@ -2761,13 +2717,7 @@
         <w:rPr>
           <w:lang w:val="es-419" w:eastAsia="es-CO"/>
         </w:rPr>
-        <w:t xml:space="preserve">. </w:t>
-      </w:r>
-      <w:r>
-        <w:rPr>
-          <w:lang w:val="es-419" w:eastAsia="es-CO"/>
-        </w:rPr>
-        <w:t>Mantener en óptimas condiciones los equipos que consumen energía eléctrica. En plantas de sacrificio, prestar especial atención a los equipos y áreas que utilizan calentamiento y vapor de agua.</w:t>
+        <w:t>. Mantener en óptimas condiciones los equipos que consumen energía eléctrica. En plantas de sacrificio, prestar especial atención a los equipos y áreas que utilizan calentamiento y vapor de agua.</w:t>
       </w:r>
     </w:p>
     <w:p>
@@ -2795,13 +2745,7 @@
         <w:rPr>
           <w:lang w:val="es-419" w:eastAsia="es-CO"/>
         </w:rPr>
-        <w:t xml:space="preserve">. </w:t>
-      </w:r>
-      <w:r>
-        <w:rPr>
-          <w:lang w:val="es-419" w:eastAsia="es-CO"/>
-        </w:rPr>
-        <w:t>Asegurar el adecuado manejo de los residuos para prevenir la proliferación de malos olores, la presencia de vectores y la contaminación de las áreas.</w:t>
+        <w:t>. Asegurar el adecuado manejo de los residuos para prevenir la proliferación de malos olores, la presencia de vectores y la contaminación de las áreas.</w:t>
       </w:r>
     </w:p>
     <w:p>
@@ -2822,7 +2766,13 @@
         <w:rPr>
           <w:lang w:val="es-419" w:eastAsia="es-CO"/>
         </w:rPr>
-        <w:t>El manejo de residuos orgánicos en las plantas de sacrificio es fundamental. Según datos de la Federación Nacional de Avicultores de Colombia y el Fondo Nacional Avícola (2024), en el proceso de sacrificio:</w:t>
+        <w:t>El manejo de residuos orgánicos en las plantas de sacrificio es fundamental. Según datos de la Federación Nacional de Avicultores de Colombia y el Fondo Nacional Avícola (2024), en el proceso de sacrificio se deberá garantizar</w:t>
+      </w:r>
+      <w:r>
+        <w:rPr>
+          <w:lang w:val="es-419" w:eastAsia="es-CO"/>
+        </w:rPr>
+        <w:t>:</w:t>
       </w:r>
     </w:p>
     <w:p>
@@ -2830,9 +2780,9 @@
         <w:pStyle w:val="Prrafodelista"/>
         <w:numPr>
           <w:ilvl w:val="0"/>
-          <w:numId w:val="9"/>
+          <w:numId w:val="52"/>
         </w:numPr>
-        <w:ind w:left="993"/>
+        <w:ind w:left="851"/>
         <w:rPr>
           <w:lang w:val="es-419" w:eastAsia="es-CO"/>
         </w:rPr>
@@ -2849,9 +2799,9 @@
         <w:pStyle w:val="Prrafodelista"/>
         <w:numPr>
           <w:ilvl w:val="0"/>
-          <w:numId w:val="9"/>
+          <w:numId w:val="52"/>
         </w:numPr>
-        <w:ind w:left="993"/>
+        <w:ind w:left="851"/>
         <w:rPr>
           <w:lang w:val="es-419" w:eastAsia="es-CO"/>
         </w:rPr>
@@ -2882,7 +2832,7 @@
       <w:pPr>
         <w:pStyle w:val="Ttulo1"/>
       </w:pPr>
-      <w:bookmarkStart w:id="4" w:name="_Toc212134949"/>
+      <w:bookmarkStart w:id="4" w:name="_Toc213855732"/>
       <w:r>
         <w:lastRenderedPageBreak/>
         <w:t>Prácticas ambientales</w:t>
@@ -2906,7 +2856,7 @@
       <w:pPr>
         <w:pStyle w:val="Ttulo2"/>
       </w:pPr>
-      <w:bookmarkStart w:id="5" w:name="_Toc212134950"/>
+      <w:bookmarkStart w:id="5" w:name="_Toc213855733"/>
       <w:r>
         <w:t>Manejo de residuos</w:t>
       </w:r>
@@ -2973,13 +2923,7 @@
         <w:rPr>
           <w:lang w:val="es-419" w:eastAsia="es-CO"/>
         </w:rPr>
-        <w:t xml:space="preserve">. </w:t>
-      </w:r>
-      <w:r>
-        <w:rPr>
-          <w:lang w:val="es-419" w:eastAsia="es-CO"/>
-        </w:rPr>
-        <w:t>Gallinaza, plumas, sangre, hueso.</w:t>
+        <w:t>. Gallinaza, plumas, sangre, hueso.</w:t>
       </w:r>
     </w:p>
     <w:p>
@@ -3009,13 +2953,7 @@
         <w:rPr>
           <w:lang w:val="es-419" w:eastAsia="es-CO"/>
         </w:rPr>
-        <w:t xml:space="preserve">. </w:t>
-      </w:r>
-      <w:r>
-        <w:rPr>
-          <w:lang w:val="es-419" w:eastAsia="es-CO"/>
-        </w:rPr>
-        <w:t>Gallinaza, sangre, plumas, hueso, grasas.</w:t>
+        <w:t>. Gallinaza, sangre, plumas, hueso, grasas.</w:t>
       </w:r>
     </w:p>
     <w:p>
@@ -3045,13 +2983,7 @@
         <w:rPr>
           <w:lang w:val="es-419" w:eastAsia="es-CO"/>
         </w:rPr>
-        <w:t xml:space="preserve">. </w:t>
-      </w:r>
-      <w:r>
-        <w:rPr>
-          <w:lang w:val="es-419" w:eastAsia="es-CO"/>
-        </w:rPr>
-        <w:t>Gallinaza, cáscara.</w:t>
+        <w:t>. Gallinaza, cáscara.</w:t>
       </w:r>
     </w:p>
     <w:p>
@@ -3127,13 +3059,7 @@
         <w:rPr>
           <w:lang w:eastAsia="es-CO"/>
         </w:rPr>
-        <w:t xml:space="preserve">. </w:t>
-      </w:r>
-      <w:r>
-        <w:rPr>
-          <w:lang w:eastAsia="es-CO"/>
-        </w:rPr>
-        <w:t>Antes de aplicar la gallinaza al suelo, esta debe ser estabilizada biológica, química y físicamente. Si no se realiza este tratamiento, su uso puede provocar contaminación del aire, del suelo y de fuentes hídricas cercanas.</w:t>
+        <w:t>. Antes de aplicar la gallinaza al suelo, esta debe ser estabilizada biológica, química y físicamente. Si no se realiza este tratamiento, su uso puede provocar contaminación del aire, del suelo y de fuentes hídricas cercanas.</w:t>
       </w:r>
     </w:p>
     <w:p>
@@ -4394,13 +4320,7 @@
         <w:rPr>
           <w:lang w:eastAsia="es-CO"/>
         </w:rPr>
-        <w:t xml:space="preserve">. </w:t>
-      </w:r>
-      <w:r>
-        <w:rPr>
-          <w:lang w:eastAsia="es-CO"/>
-        </w:rPr>
-        <w:t>Plástico, cartón, vidrio, papel, metales.</w:t>
+        <w:t>. Plástico, cartón, vidrio, papel, metales.</w:t>
       </w:r>
     </w:p>
     <w:p>
@@ -4427,13 +4347,7 @@
         <w:rPr>
           <w:lang w:eastAsia="es-CO"/>
         </w:rPr>
-        <w:t xml:space="preserve">. </w:t>
-      </w:r>
-      <w:r>
-        <w:rPr>
-          <w:lang w:eastAsia="es-CO"/>
-        </w:rPr>
-        <w:t>Restos de comida, desechos agrícolas</w:t>
+        <w:t>. Restos de comida, desechos agrícolas</w:t>
       </w:r>
     </w:p>
     <w:p>
@@ -4460,13 +4374,7 @@
         <w:rPr>
           <w:lang w:eastAsia="es-CO"/>
         </w:rPr>
-        <w:t xml:space="preserve">. </w:t>
-      </w:r>
-      <w:r>
-        <w:rPr>
-          <w:lang w:eastAsia="es-CO"/>
-        </w:rPr>
-        <w:t>Papel higiénico, servilletas, papeles y cartones contaminados con comida, papeles metalizados.</w:t>
+        <w:t>. Papel higiénico, servilletas, papeles y cartones contaminados con comida, papeles metalizados.</w:t>
       </w:r>
     </w:p>
     <w:p>
@@ -4622,7 +4530,7 @@
       <w:pPr>
         <w:pStyle w:val="Ttulo2"/>
       </w:pPr>
-      <w:bookmarkStart w:id="6" w:name="_Toc212134951"/>
+      <w:bookmarkStart w:id="6" w:name="_Toc213855734"/>
       <w:r>
         <w:t>Ahorro de agua</w:t>
       </w:r>
@@ -4665,13 +4573,7 @@
         <w:rPr>
           <w:lang w:val="es-419" w:eastAsia="es-CO"/>
         </w:rPr>
-        <w:t xml:space="preserve">. </w:t>
-      </w:r>
-      <w:r>
-        <w:rPr>
-          <w:lang w:val="es-419" w:eastAsia="es-CO"/>
-        </w:rPr>
-        <w:t>Estos dispositivos permiten llevar un seguimiento periódico y preciso del consumo, facilitando la detección de variaciones anómalas y el ajuste de prácticas.</w:t>
+        <w:t>. Estos dispositivos permiten llevar un seguimiento periódico y preciso del consumo, facilitando la detección de variaciones anómalas y el ajuste de prácticas.</w:t>
       </w:r>
     </w:p>
     <w:p>
@@ -4698,13 +4600,7 @@
         <w:rPr>
           <w:lang w:eastAsia="es-CO"/>
         </w:rPr>
-        <w:t xml:space="preserve">. </w:t>
-      </w:r>
-      <w:r>
-        <w:rPr>
-          <w:lang w:eastAsia="es-CO"/>
-        </w:rPr>
-        <w:t>Se deben efectuar revisiones constantes para identificar fugas en el sistema de distribución, evitando pérdidas y posibles contaminaciones.</w:t>
+        <w:t>. Se deben efectuar revisiones constantes para identificar fugas en el sistema de distribución, evitando pérdidas y posibles contaminaciones.</w:t>
       </w:r>
     </w:p>
     <w:p>
@@ -4731,13 +4627,7 @@
         <w:rPr>
           <w:lang w:eastAsia="es-CO"/>
         </w:rPr>
-        <w:t xml:space="preserve">. </w:t>
-      </w:r>
-      <w:r>
-        <w:rPr>
-          <w:lang w:eastAsia="es-CO"/>
-        </w:rPr>
-        <w:t>Es importante instruir a los trabajadores sobre el uso eficiente del agua, promoviendo la conciencia ambiental y la responsabilidad en el manejo del recurso.</w:t>
+        <w:t>. Es importante instruir a los trabajadores sobre el uso eficiente del agua, promoviendo la conciencia ambiental y la responsabilidad en el manejo del recurso.</w:t>
       </w:r>
     </w:p>
     <w:p>
@@ -4764,13 +4654,7 @@
         <w:rPr>
           <w:lang w:eastAsia="es-CO"/>
         </w:rPr>
-        <w:t xml:space="preserve">. </w:t>
-      </w:r>
-      <w:r>
-        <w:rPr>
-          <w:lang w:eastAsia="es-CO"/>
-        </w:rPr>
-        <w:t>El uso de equipos y accesorios con tecnologías que reducen el caudal de agua contribuye de forma significativa al ahorro.</w:t>
+        <w:t>. El uso de equipos y accesorios con tecnologías que reducen el caudal de agua contribuye de forma significativa al ahorro.</w:t>
       </w:r>
     </w:p>
     <w:p>
@@ -4798,13 +4682,7 @@
         <w:rPr>
           <w:lang w:eastAsia="es-CO"/>
         </w:rPr>
-        <w:t xml:space="preserve">. </w:t>
-      </w:r>
-      <w:r>
-        <w:rPr>
-          <w:lang w:eastAsia="es-CO"/>
-        </w:rPr>
-        <w:t>Se recomienda el uso de sistemas para elevar la presión del agua en mangueras o de dispositivos con cierre automático del paso de agua, minimizando el uso innecesario.</w:t>
+        <w:t>. Se recomienda el uso de sistemas para elevar la presión del agua en mangueras o de dispositivos con cierre automático del paso de agua, minimizando el uso innecesario.</w:t>
       </w:r>
     </w:p>
     <w:p>
@@ -4820,7 +4698,7 @@
       <w:pPr>
         <w:pStyle w:val="Ttulo2"/>
       </w:pPr>
-      <w:bookmarkStart w:id="7" w:name="_Toc212134952"/>
+      <w:bookmarkStart w:id="7" w:name="_Toc213855735"/>
       <w:r>
         <w:t>Eficiencia energética</w:t>
       </w:r>
@@ -4863,13 +4741,7 @@
         <w:rPr>
           <w:lang w:eastAsia="es-CO"/>
         </w:rPr>
-        <w:t xml:space="preserve">. </w:t>
-      </w:r>
-      <w:r>
-        <w:rPr>
-          <w:lang w:eastAsia="es-CO"/>
-        </w:rPr>
-        <w:t>El mantenimiento periódico asegura un funcionamiento óptimo y eficiente de estos equipos, reduciendo pérdidas de energía.</w:t>
+        <w:t>. El mantenimiento periódico asegura un funcionamiento óptimo y eficiente de estos equipos, reduciendo pérdidas de energía.</w:t>
       </w:r>
     </w:p>
     <w:p>
@@ -4896,13 +4768,7 @@
         <w:rPr>
           <w:lang w:eastAsia="es-CO"/>
         </w:rPr>
-        <w:t xml:space="preserve">. </w:t>
-      </w:r>
-      <w:r>
-        <w:rPr>
-          <w:lang w:eastAsia="es-CO"/>
-        </w:rPr>
-        <w:t>Un control adecuado de los niveles de agua permite mantener rendimientos energéticos estables y evita sobrecargas en el sistema.</w:t>
+        <w:t>. Un control adecuado de los niveles de agua permite mantener rendimientos energéticos estables y evita sobrecargas en el sistema.</w:t>
       </w:r>
     </w:p>
     <w:p>
@@ -4929,13 +4795,7 @@
         <w:rPr>
           <w:lang w:eastAsia="es-CO"/>
         </w:rPr>
-        <w:t xml:space="preserve">. </w:t>
-      </w:r>
-      <w:r>
-        <w:rPr>
-          <w:lang w:eastAsia="es-CO"/>
-        </w:rPr>
-        <w:t>El aprovechamiento de los condensados permite reutilizar el calor residual, reduciendo la necesidad de energía adicional.</w:t>
+        <w:t>. El aprovechamiento de los condensados permite reutilizar el calor residual, reduciendo la necesidad de energía adicional.</w:t>
       </w:r>
     </w:p>
     <w:p>
@@ -4962,13 +4822,7 @@
         <w:rPr>
           <w:lang w:eastAsia="es-CO"/>
         </w:rPr>
-        <w:t xml:space="preserve">. </w:t>
-      </w:r>
-      <w:r>
-        <w:rPr>
-          <w:lang w:eastAsia="es-CO"/>
-        </w:rPr>
-        <w:t>Una distribución equilibrada entre las fases eléctricas mejora el desempeño de los motores y disminuye el consumo energético.</w:t>
+        <w:t>. Una distribución equilibrada entre las fases eléctricas mejora el desempeño de los motores y disminuye el consumo energético.</w:t>
       </w:r>
     </w:p>
     <w:p>
@@ -5003,13 +4857,7 @@
         <w:rPr>
           <w:lang w:eastAsia="es-CO"/>
         </w:rPr>
-        <w:t xml:space="preserve">. </w:t>
-      </w:r>
-      <w:r>
-        <w:rPr>
-          <w:lang w:eastAsia="es-CO"/>
-        </w:rPr>
-        <w:t>Se debe controlar la apertura de puertas, el mantenimiento de sellos y la temperatura interna para minimizar las pérdidas energéticas.</w:t>
+        <w:t>. Se debe controlar la apertura de puertas, el mantenimiento de sellos y la temperatura interna para minimizar las pérdidas energéticas.</w:t>
       </w:r>
     </w:p>
     <w:p>
@@ -5030,27 +4878,13 @@
           <w:bCs/>
           <w:lang w:eastAsia="es-CO"/>
         </w:rPr>
-        <w:t>Efectuar seguimiento de consumos versus productividad</w:t>
-      </w:r>
-      <w:r>
-        <w:rPr>
-          <w:b/>
-          <w:bCs/>
-          <w:lang w:eastAsia="es-CO"/>
-        </w:rPr>
-        <w:t>.</w:t>
-      </w:r>
-      <w:r>
-        <w:rPr>
-          <w:lang w:eastAsia="es-CO"/>
-        </w:rPr>
-        <w:t xml:space="preserve"> </w:t>
-      </w:r>
-      <w:r>
-        <w:rPr>
-          <w:lang w:eastAsia="es-CO"/>
-        </w:rPr>
-        <w:t>Monitorear el consumo de energía en relación con la producción permite identificar desviaciones y áreas de mejora, optimizando los procesos.</w:t>
+        <w:t>Efectuar seguimiento de consumos versus productividad.</w:t>
+      </w:r>
+      <w:r>
+        <w:rPr>
+          <w:lang w:eastAsia="es-CO"/>
+        </w:rPr>
+        <w:t xml:space="preserve"> Monitorear el consumo de energía en relación con la producción permite identificar desviaciones y áreas de mejora, optimizando los procesos.</w:t>
       </w:r>
     </w:p>
     <w:p>
@@ -5072,7 +4906,7 @@
       <w:pPr>
         <w:pStyle w:val="Ttulo1"/>
       </w:pPr>
-      <w:bookmarkStart w:id="8" w:name="_Toc212134953"/>
+      <w:bookmarkStart w:id="8" w:name="_Toc213855736"/>
       <w:r>
         <w:lastRenderedPageBreak/>
         <w:t>Medidas de manejo ambiental</w:t>
@@ -5096,7 +4930,7 @@
       <w:pPr>
         <w:pStyle w:val="Ttulo2"/>
       </w:pPr>
-      <w:bookmarkStart w:id="9" w:name="_Toc212134954"/>
+      <w:bookmarkStart w:id="9" w:name="_Toc213855737"/>
       <w:r>
         <w:t>Gestión integral de residuos orgánicos</w:t>
       </w:r>
@@ -5813,7 +5647,7 @@
       <w:pPr>
         <w:pStyle w:val="Ttulo2"/>
       </w:pPr>
-      <w:bookmarkStart w:id="10" w:name="_Toc212134955"/>
+      <w:bookmarkStart w:id="10" w:name="_Toc213855738"/>
       <w:r>
         <w:lastRenderedPageBreak/>
         <w:t>Manejo de la mortandad</w:t>
@@ -7027,19 +6861,7 @@
         <w:rPr>
           <w:lang w:val="es-ES" w:eastAsia="es-CO"/>
         </w:rPr>
-        <w:t>Número de aves muertas</w:t>
-      </w:r>
-      <w:r>
-        <w:rPr>
-          <w:lang w:val="es-ES" w:eastAsia="es-CO"/>
-        </w:rPr>
-        <w:t>/</w:t>
-      </w:r>
-      <w:r>
-        <w:rPr>
-          <w:lang w:val="es-ES" w:eastAsia="es-CO"/>
-        </w:rPr>
-        <w:t>Número de aves que inician su ciclo productivo</w:t>
+        <w:t>Número de aves muertas/Número de aves que inician su ciclo productivo</w:t>
       </w:r>
       <w:r>
         <w:rPr>
@@ -7195,7 +7017,7 @@
       <w:pPr>
         <w:pStyle w:val="Ttulo2"/>
       </w:pPr>
-      <w:bookmarkStart w:id="11" w:name="_Toc212134956"/>
+      <w:bookmarkStart w:id="11" w:name="_Toc213855739"/>
       <w:r>
         <w:lastRenderedPageBreak/>
         <w:t>Gestión integral de residuos aprovechables, ordinarios y peligrosos</w:t>
@@ -7248,15 +7070,7 @@
           <w:bCs/>
           <w:lang w:val="es-419" w:eastAsia="es-CO"/>
         </w:rPr>
-        <w:t>Objetivo</w:t>
-      </w:r>
-      <w:r>
-        <w:rPr>
-          <w:b/>
-          <w:bCs/>
-          <w:lang w:val="es-419" w:eastAsia="es-CO"/>
-        </w:rPr>
-        <w:t>.</w:t>
+        <w:t>Objetivo.</w:t>
       </w:r>
       <w:r>
         <w:rPr>
@@ -7608,24 +7422,46 @@
                 <w:lang w:val="es-419" w:eastAsia="es-CO"/>
               </w:rPr>
               <w:lastRenderedPageBreak/>
-              <w:t>A</w:t>
-            </w:r>
+              <w:t>Azusena</w:t>
+            </w:r>
+            <w:proofErr w:type="spellEnd"/>
             <w:r>
               <w:rPr>
                 <w:b/>
                 <w:bCs/>
                 <w:lang w:val="es-419" w:eastAsia="es-CO"/>
               </w:rPr>
-              <w:t>zusena</w:t>
-            </w:r>
-            <w:proofErr w:type="spellEnd"/>
-            <w:r>
+              <w:t xml:space="preserve">: </w:t>
+            </w:r>
+          </w:p>
+          <w:p>
+            <w:pPr>
+              <w:rPr>
+                <w:lang w:val="es-419" w:eastAsia="es-CO"/>
+              </w:rPr>
+            </w:pPr>
+            <w:r>
+              <w:rPr>
+                <w:lang w:val="es-419" w:eastAsia="es-CO"/>
+              </w:rPr>
+              <w:t xml:space="preserve">Y no olviden que la recolección debe hacerse todos los días, de manera selectiva. Nada de dejar basura acumulada, que después vienen los malos olores y los vectores. </w:t>
+            </w:r>
+          </w:p>
+          <w:p>
+            <w:pPr>
               <w:rPr>
                 <w:b/>
                 <w:bCs/>
                 <w:lang w:val="es-419" w:eastAsia="es-CO"/>
               </w:rPr>
-              <w:t xml:space="preserve">: </w:t>
+            </w:pPr>
+            <w:r>
+              <w:rPr>
+                <w:b/>
+                <w:bCs/>
+                <w:lang w:val="es-419" w:eastAsia="es-CO"/>
+              </w:rPr>
+              <w:t xml:space="preserve">Don Campos: </w:t>
             </w:r>
           </w:p>
           <w:p>
@@ -7638,7 +7474,7 @@
               <w:rPr>
                 <w:lang w:val="es-419" w:eastAsia="es-CO"/>
               </w:rPr>
-              <w:t xml:space="preserve">Y no olviden que la recolección debe hacerse todos los días, de manera selectiva. Nada de dejar basura acumulada, que después vienen los malos olores y los vectores. </w:t>
+              <w:t xml:space="preserve">Exactamente. También se deben usar carros exclusivos y con tapa para trasladar los productos o subproductos no aptos para el consumo humano. Así mantenemos la higiene en todo momento. </w:t>
             </w:r>
           </w:p>
           <w:p>
@@ -7649,13 +7485,23 @@
                 <w:lang w:val="es-419" w:eastAsia="es-CO"/>
               </w:rPr>
             </w:pPr>
+            <w:proofErr w:type="spellStart"/>
             <w:r>
               <w:rPr>
                 <w:b/>
                 <w:bCs/>
                 <w:lang w:val="es-419" w:eastAsia="es-CO"/>
               </w:rPr>
-              <w:t xml:space="preserve">Don Campos: </w:t>
+              <w:t>Azusena</w:t>
+            </w:r>
+            <w:proofErr w:type="spellEnd"/>
+            <w:r>
+              <w:rPr>
+                <w:b/>
+                <w:bCs/>
+                <w:lang w:val="es-419" w:eastAsia="es-CO"/>
+              </w:rPr>
+              <w:t xml:space="preserve">: </w:t>
             </w:r>
           </w:p>
           <w:p>
@@ -7668,7 +7514,7 @@
               <w:rPr>
                 <w:lang w:val="es-419" w:eastAsia="es-CO"/>
               </w:rPr>
-              <w:t xml:space="preserve">Exactamente. También se deben usar carros exclusivos y con tapa para trasladar los productos o subproductos no aptos para el consumo humano. Así mantenemos la higiene en todo momento. </w:t>
+              <w:t xml:space="preserve">Otra práctica importante es aprovechar los residuos reciclables. ¡Podemos venderlos o donarlos! De esta forma apoyamos una economía circular que beneficia tanto al productor como al entorno. </w:t>
             </w:r>
           </w:p>
           <w:p>
@@ -7679,22 +7525,65 @@
                 <w:lang w:val="es-419" w:eastAsia="es-CO"/>
               </w:rPr>
             </w:pPr>
-            <w:proofErr w:type="spellStart"/>
             <w:r>
               <w:rPr>
                 <w:b/>
                 <w:bCs/>
                 <w:lang w:val="es-419" w:eastAsia="es-CO"/>
               </w:rPr>
-              <w:t>Azusena</w:t>
-            </w:r>
-            <w:proofErr w:type="spellEnd"/>
-            <w:r>
+              <w:t xml:space="preserve">Don Campos: </w:t>
+            </w:r>
+          </w:p>
+          <w:p>
+            <w:pPr>
+              <w:rPr>
+                <w:lang w:val="es-419" w:eastAsia="es-CO"/>
+              </w:rPr>
+            </w:pPr>
+            <w:r>
+              <w:rPr>
+                <w:lang w:val="es-419" w:eastAsia="es-CO"/>
+              </w:rPr>
+              <w:t xml:space="preserve">Y los residuos ordinarios deben entregarse a la empresa de servicios públicos del municipio, siguiendo el Plan de Gestión Integral de Residuos Sólidos, o PGIRS. </w:t>
+            </w:r>
+          </w:p>
+          <w:p>
+            <w:pPr>
+              <w:rPr>
+                <w:lang w:val="es-419" w:eastAsia="es-CO"/>
+              </w:rPr>
+            </w:pPr>
+            <w:r>
+              <w:rPr>
+                <w:lang w:val="es-419" w:eastAsia="es-CO"/>
+              </w:rPr>
+              <w:t xml:space="preserve">Si no hay recolección, hay que buscar estrategias que eviten contaminar el suelo o las fuentes de agua. </w:t>
+            </w:r>
+          </w:p>
+          <w:p>
+            <w:pPr>
               <w:rPr>
                 <w:b/>
                 <w:bCs/>
                 <w:lang w:val="es-419" w:eastAsia="es-CO"/>
               </w:rPr>
+            </w:pPr>
+            <w:proofErr w:type="spellStart"/>
+            <w:r>
+              <w:rPr>
+                <w:b/>
+                <w:bCs/>
+                <w:lang w:val="es-419" w:eastAsia="es-CO"/>
+              </w:rPr>
+              <w:t>Azusena</w:t>
+            </w:r>
+            <w:proofErr w:type="spellEnd"/>
+            <w:r>
+              <w:rPr>
+                <w:b/>
+                <w:bCs/>
+                <w:lang w:val="es-419" w:eastAsia="es-CO"/>
+              </w:rPr>
               <w:t xml:space="preserve">: </w:t>
             </w:r>
           </w:p>
@@ -7708,7 +7597,7 @@
               <w:rPr>
                 <w:lang w:val="es-419" w:eastAsia="es-CO"/>
               </w:rPr>
-              <w:t xml:space="preserve">Otra práctica importante es aprovechar los residuos reciclables. ¡Podemos venderlos o donarlos! De esta forma apoyamos una economía circular que beneficia tanto al productor como al entorno. </w:t>
+              <w:t xml:space="preserve">Finalmente, los residuos peligrosos, como medicamentos o jeringas, deben manejarse con mucho cuidado. Solo un operador autorizado puede recogerlos y darles la disposición final adecuada. </w:t>
             </w:r>
           </w:p>
           <w:p>
@@ -7725,6 +7614,7 @@
                 <w:bCs/>
                 <w:lang w:val="es-419" w:eastAsia="es-CO"/>
               </w:rPr>
+              <w:lastRenderedPageBreak/>
               <w:t xml:space="preserve">Don Campos: </w:t>
             </w:r>
           </w:p>
@@ -7738,156 +7628,64 @@
               <w:rPr>
                 <w:lang w:val="es-419" w:eastAsia="es-CO"/>
               </w:rPr>
-              <w:t xml:space="preserve">Y los residuos ordinarios deben entregarse a la empresa de servicios públicos del municipio, siguiendo el Plan de Gestión Integral de Residuos Sólidos, o PGIRS. </w:t>
+              <w:t xml:space="preserve">Así protegemos la salud, el ambiente y la productividad del campo. Recordemos que gestionar bien los residuos es producir de forma responsable. </w:t>
             </w:r>
           </w:p>
           <w:p>
             <w:pPr>
               <w:rPr>
+                <w:b/>
+                <w:bCs/>
                 <w:lang w:val="es-419" w:eastAsia="es-CO"/>
               </w:rPr>
             </w:pPr>
-            <w:r>
-              <w:rPr>
+            <w:proofErr w:type="spellStart"/>
+            <w:r>
+              <w:rPr>
+                <w:b/>
+                <w:bCs/>
                 <w:lang w:val="es-419" w:eastAsia="es-CO"/>
               </w:rPr>
-              <w:t xml:space="preserve">Si no hay recolección, hay que buscar estrategias que eviten contaminar el suelo o las fuentes de agua. </w:t>
+              <w:t>Azusena</w:t>
+            </w:r>
+            <w:proofErr w:type="spellEnd"/>
+            <w:r>
+              <w:rPr>
+                <w:b/>
+                <w:bCs/>
+                <w:lang w:val="es-419" w:eastAsia="es-CO"/>
+              </w:rPr>
+              <w:t xml:space="preserve">: </w:t>
             </w:r>
           </w:p>
           <w:p>
             <w:pPr>
               <w:rPr>
+                <w:lang w:val="es-419" w:eastAsia="es-CO"/>
+              </w:rPr>
+            </w:pPr>
+            <w:r>
+              <w:rPr>
+                <w:lang w:val="es-419" w:eastAsia="es-CO"/>
+              </w:rPr>
+              <w:t xml:space="preserve">Gracias por acompañarnos. </w:t>
+            </w:r>
+          </w:p>
+          <w:p>
+            <w:pPr>
+              <w:rPr>
                 <w:b/>
                 <w:bCs/>
                 <w:lang w:val="es-419" w:eastAsia="es-CO"/>
               </w:rPr>
             </w:pPr>
-            <w:proofErr w:type="spellStart"/>
             <w:r>
               <w:rPr>
                 <w:b/>
                 <w:bCs/>
                 <w:lang w:val="es-419" w:eastAsia="es-CO"/>
               </w:rPr>
-              <w:t>Azusena</w:t>
-            </w:r>
-            <w:proofErr w:type="spellEnd"/>
-            <w:r>
-              <w:rPr>
-                <w:b/>
-                <w:bCs/>
-                <w:lang w:val="es-419" w:eastAsia="es-CO"/>
-              </w:rPr>
-              <w:t xml:space="preserve">: </w:t>
-            </w:r>
-          </w:p>
-          <w:p>
-            <w:pPr>
-              <w:rPr>
-                <w:lang w:val="es-419" w:eastAsia="es-CO"/>
-              </w:rPr>
-            </w:pPr>
-            <w:r>
-              <w:rPr>
-                <w:lang w:val="es-419" w:eastAsia="es-CO"/>
-              </w:rPr>
-              <w:t xml:space="preserve">Finalmente, los residuos peligrosos, como medicamentos o jeringas, deben manejarse con mucho cuidado. Solo un operador autorizado puede recogerlos y darles la disposición final adecuada. </w:t>
-            </w:r>
-          </w:p>
-          <w:p>
-            <w:pPr>
-              <w:rPr>
-                <w:b/>
-                <w:bCs/>
-                <w:lang w:val="es-419" w:eastAsia="es-CO"/>
-              </w:rPr>
-            </w:pPr>
-            <w:r>
-              <w:rPr>
-                <w:b/>
-                <w:bCs/>
-                <w:lang w:val="es-419" w:eastAsia="es-CO"/>
-              </w:rPr>
-              <w:lastRenderedPageBreak/>
               <w:t xml:space="preserve">Don Campos: </w:t>
-            </w:r>
-          </w:p>
-          <w:p>
-            <w:pPr>
-              <w:rPr>
-                <w:lang w:val="es-419" w:eastAsia="es-CO"/>
-              </w:rPr>
-            </w:pPr>
-            <w:r>
-              <w:rPr>
-                <w:lang w:val="es-419" w:eastAsia="es-CO"/>
-              </w:rPr>
-              <w:t xml:space="preserve">Así protegemos la salud, el ambiente y la productividad del campo. Recordemos que gestionar bien los residuos es producir de forma responsable. </w:t>
-            </w:r>
-          </w:p>
-          <w:p>
-            <w:pPr>
-              <w:rPr>
-                <w:b/>
-                <w:bCs/>
-                <w:lang w:val="es-419" w:eastAsia="es-CO"/>
-              </w:rPr>
-            </w:pPr>
-            <w:proofErr w:type="spellStart"/>
-            <w:r>
-              <w:rPr>
-                <w:b/>
-                <w:bCs/>
-                <w:lang w:val="es-419" w:eastAsia="es-CO"/>
-              </w:rPr>
-              <w:t>Azusena</w:t>
-            </w:r>
-            <w:proofErr w:type="spellEnd"/>
-            <w:r>
-              <w:rPr>
-                <w:b/>
-                <w:bCs/>
-                <w:lang w:val="es-419" w:eastAsia="es-CO"/>
-              </w:rPr>
-              <w:t xml:space="preserve">: </w:t>
-            </w:r>
-          </w:p>
-          <w:p>
-            <w:pPr>
-              <w:rPr>
-                <w:lang w:val="es-419" w:eastAsia="es-CO"/>
-              </w:rPr>
-            </w:pPr>
-            <w:r>
-              <w:rPr>
-                <w:lang w:val="es-419" w:eastAsia="es-CO"/>
-              </w:rPr>
-              <w:t xml:space="preserve">Gracias por acompañarnos. </w:t>
-            </w:r>
-          </w:p>
-          <w:p>
-            <w:pPr>
-              <w:rPr>
-                <w:b/>
-                <w:bCs/>
-                <w:lang w:val="es-419" w:eastAsia="es-CO"/>
-              </w:rPr>
-            </w:pPr>
-            <w:r>
-              <w:rPr>
-                <w:b/>
-                <w:bCs/>
-                <w:lang w:val="es-419" w:eastAsia="es-CO"/>
-              </w:rPr>
-              <w:t>Don Campos</w:t>
-            </w:r>
-            <w:r>
-              <w:rPr>
-                <w:b/>
-                <w:bCs/>
-                <w:lang w:val="es-419" w:eastAsia="es-CO"/>
-              </w:rPr>
-              <w:t xml:space="preserve">: </w:t>
             </w:r>
           </w:p>
           <w:p>
@@ -8090,13 +7888,7 @@
         <w:rPr>
           <w:lang w:val="es-419" w:eastAsia="es-CO"/>
         </w:rPr>
-        <w:t xml:space="preserve">. </w:t>
-      </w:r>
-      <w:r>
-        <w:rPr>
-          <w:lang w:val="es-419" w:eastAsia="es-CO"/>
-        </w:rPr>
-        <w:t>Cantidad total de residuos generados en el proceso avícola, en un periodo determinado (kg).</w:t>
+        <w:t>. Cantidad total de residuos generados en el proceso avícola, en un periodo determinado (kg).</w:t>
       </w:r>
     </w:p>
     <w:p>
@@ -8123,13 +7915,7 @@
         <w:rPr>
           <w:lang w:val="es-419" w:eastAsia="es-CO"/>
         </w:rPr>
-        <w:t xml:space="preserve">. </w:t>
-      </w:r>
-      <w:r>
-        <w:rPr>
-          <w:lang w:val="es-419" w:eastAsia="es-CO"/>
-        </w:rPr>
-        <w:t>Cantidad de residuos aprovechables efectivamente reciclados en el mismo periodo (kg).</w:t>
+        <w:t>. Cantidad de residuos aprovechables efectivamente reciclados en el mismo periodo (kg).</w:t>
       </w:r>
     </w:p>
     <w:p>
@@ -8156,13 +7942,7 @@
         <w:rPr>
           <w:lang w:val="es-419" w:eastAsia="es-CO"/>
         </w:rPr>
-        <w:t xml:space="preserve">. </w:t>
-      </w:r>
-      <w:r>
-        <w:rPr>
-          <w:lang w:val="es-419" w:eastAsia="es-CO"/>
-        </w:rPr>
-        <w:t>Puede haber distorsión en los datos según el tipo de presentación de los productos.</w:t>
+        <w:t>. Puede haber distorsión en los datos según el tipo de presentación de los productos.</w:t>
       </w:r>
     </w:p>
     <w:p>
@@ -8178,7 +7958,7 @@
       <w:pPr>
         <w:pStyle w:val="Ttulo2"/>
       </w:pPr>
-      <w:bookmarkStart w:id="12" w:name="_Toc212134957"/>
+      <w:bookmarkStart w:id="12" w:name="_Toc213855740"/>
       <w:r>
         <w:t>Gestión integral de recurso hídrico</w:t>
       </w:r>
@@ -9153,13 +8933,7 @@
         <w:rPr>
           <w:lang w:eastAsia="es-CO"/>
         </w:rPr>
-        <w:t xml:space="preserve"> en granjas y plantas de beneficio permite mejorar la eficiencia en las labores de limpieza, optimizando el consumo de agua. En plantas de beneficio, se recomienda establecer horarios de uso y priorizar las siguientes áreas críticas</w:t>
-      </w:r>
-      <w:r>
-        <w:rPr>
-          <w:lang w:eastAsia="es-CO"/>
-        </w:rPr>
-        <w:t>:</w:t>
+        <w:t xml:space="preserve"> en granjas y plantas de beneficio permite mejorar la eficiencia en las labores de limpieza, optimizando el consumo de agua. En plantas de beneficio, se recomienda establecer horarios de uso y priorizar las siguientes áreas críticas:</w:t>
       </w:r>
     </w:p>
     <w:p>
@@ -9823,13 +9597,7 @@
         <w:rPr>
           <w:lang w:eastAsia="es-CO"/>
         </w:rPr>
-        <w:t xml:space="preserve">. </w:t>
-      </w:r>
-      <w:r>
-        <w:rPr>
-          <w:lang w:eastAsia="es-CO"/>
-        </w:rPr>
-        <w:t>Cantidad de agua utilizada por periodo, usualmente medida en m³/mes.</w:t>
+        <w:t>. Cantidad de agua utilizada por periodo, usualmente medida en m³/mes.</w:t>
       </w:r>
     </w:p>
     <w:p>
@@ -9855,13 +9623,7 @@
         <w:rPr>
           <w:lang w:eastAsia="es-CO"/>
         </w:rPr>
-        <w:t xml:space="preserve">. </w:t>
-      </w:r>
-      <w:r>
-        <w:rPr>
-          <w:lang w:eastAsia="es-CO"/>
-        </w:rPr>
-        <w:t>Equipos o herramientas adquiridas para reducir el consumo de agua durante lavado y mantenimiento.</w:t>
+        <w:t>. Equipos o herramientas adquiridas para reducir el consumo de agua durante lavado y mantenimiento.</w:t>
       </w:r>
     </w:p>
     <w:p>
@@ -9887,13 +9649,7 @@
         <w:rPr>
           <w:lang w:eastAsia="es-CO"/>
         </w:rPr>
-        <w:t xml:space="preserve">. </w:t>
-      </w:r>
-      <w:r>
-        <w:rPr>
-          <w:lang w:eastAsia="es-CO"/>
-        </w:rPr>
-        <w:t>Variables reguladas por la Resolución 0631 de 2015, que establecen las concentraciones permitidas en el vertimiento.</w:t>
+        <w:t>. Variables reguladas por la Resolución 0631 de 2015, que establecen las concentraciones permitidas en el vertimiento.</w:t>
       </w:r>
     </w:p>
     <w:p>
@@ -10006,7 +9762,7 @@
       <w:pPr>
         <w:pStyle w:val="Ttulo2"/>
       </w:pPr>
-      <w:bookmarkStart w:id="13" w:name="_Toc212134958"/>
+      <w:bookmarkStart w:id="13" w:name="_Toc213855741"/>
       <w:r>
         <w:t>Limpieza y desinfección</w:t>
       </w:r>
@@ -10181,13 +9937,7 @@
         <w:rPr>
           <w:lang w:eastAsia="es-CO"/>
         </w:rPr>
-        <w:t xml:space="preserve">. </w:t>
-      </w:r>
-      <w:r>
-        <w:rPr>
-          <w:lang w:eastAsia="es-CO"/>
-        </w:rPr>
-        <w:t>Implementar acciones de limpieza y desinfección aplicables en el 100 % de los procesos productivos avícolas.</w:t>
+        <w:t>. Implementar acciones de limpieza y desinfección aplicables en el 100 % de los procesos productivos avícolas.</w:t>
       </w:r>
     </w:p>
     <w:p>
@@ -11010,16 +10760,9 @@
     </w:p>
     <w:p>
       <w:pPr>
-        <w:rPr>
-          <w:lang w:val="es-419" w:eastAsia="es-CO"/>
-        </w:rPr>
-      </w:pPr>
-    </w:p>
-    <w:p>
-      <w:pPr>
         <w:pStyle w:val="Ttulo2"/>
       </w:pPr>
-      <w:bookmarkStart w:id="14" w:name="_Toc212134959"/>
+      <w:bookmarkStart w:id="14" w:name="_Toc213855742"/>
       <w:r>
         <w:t>Educación ambiental</w:t>
       </w:r>
@@ -11058,6 +10801,19 @@
       </w:pPr>
       <w:r>
         <w:t>Ficha de manejo ambiental - Educación ambiental</w:t>
+      </w:r>
+    </w:p>
+    <w:p>
+      <w:pPr>
+        <w:rPr>
+          <w:lang w:val="es-419" w:eastAsia="es-CO"/>
+        </w:rPr>
+      </w:pPr>
+      <w:r>
+        <w:rPr>
+          <w:lang w:val="es-419" w:eastAsia="es-CO"/>
+        </w:rPr>
+        <w:t>La siguiente ficha resume los elementos clave para estructurar estrategias de educación ambiental en unidades de producción avícola:</w:t>
       </w:r>
     </w:p>
     <w:p>
@@ -11755,13 +11511,7 @@
         <w:rPr>
           <w:lang w:val="es-419" w:eastAsia="es-CO"/>
         </w:rPr>
-        <w:t xml:space="preserve">. </w:t>
-      </w:r>
-      <w:r>
-        <w:rPr>
-          <w:lang w:val="es-419" w:eastAsia="es-CO"/>
-        </w:rPr>
-        <w:t>Número total de personas capacitadas por periodo establecido.</w:t>
+        <w:t>. Número total de personas capacitadas por periodo establecido.</w:t>
       </w:r>
     </w:p>
     <w:p>
@@ -11787,13 +11537,7 @@
         <w:rPr>
           <w:lang w:val="es-419" w:eastAsia="es-CO"/>
         </w:rPr>
-        <w:t xml:space="preserve">. </w:t>
-      </w:r>
-      <w:r>
-        <w:rPr>
-          <w:lang w:val="es-419" w:eastAsia="es-CO"/>
-        </w:rPr>
-        <w:t>Porcentaje de asistencia a las capacitaciones programadas.</w:t>
+        <w:t>. Porcentaje de asistencia a las capacitaciones programadas.</w:t>
       </w:r>
     </w:p>
     <w:p>
@@ -11819,13 +11563,7 @@
         <w:rPr>
           <w:lang w:val="es-419" w:eastAsia="es-CO"/>
         </w:rPr>
-        <w:t xml:space="preserve">. </w:t>
-      </w:r>
-      <w:r>
-        <w:rPr>
-          <w:lang w:val="es-419" w:eastAsia="es-CO"/>
-        </w:rPr>
-        <w:t>Promedio de horas por trabajador (horas/persona/año).</w:t>
+        <w:t>. Promedio de horas por trabajador (horas/persona/año).</w:t>
       </w:r>
     </w:p>
     <w:p>
@@ -11851,13 +11589,7 @@
         <w:rPr>
           <w:lang w:val="es-419" w:eastAsia="es-CO"/>
         </w:rPr>
-        <w:t xml:space="preserve">. </w:t>
-      </w:r>
-      <w:r>
-        <w:rPr>
-          <w:lang w:val="es-419" w:eastAsia="es-CO"/>
-        </w:rPr>
-        <w:t>Número de talleres, charlas o campañas efectuadas.</w:t>
+        <w:t>. Número de talleres, charlas o campañas efectuadas.</w:t>
       </w:r>
     </w:p>
     <w:p>
@@ -12215,7 +11947,7 @@
           <w:lang w:val="es-CO"/>
         </w:rPr>
       </w:pPr>
-      <w:bookmarkStart w:id="15" w:name="_Toc212134960"/>
+      <w:bookmarkStart w:id="15" w:name="_Toc213855743"/>
       <w:r>
         <w:rPr>
           <w:lang w:val="es-CO"/>
@@ -12361,7 +12093,7 @@
           <w:lang w:val="es-CO"/>
         </w:rPr>
       </w:pPr>
-      <w:bookmarkStart w:id="16" w:name="_Toc212134961"/>
+      <w:bookmarkStart w:id="16" w:name="_Toc213855744"/>
       <w:r>
         <w:rPr>
           <w:lang w:val="es-CO"/>
@@ -12568,7 +12300,7 @@
           <w:lang w:val="es-CO"/>
         </w:rPr>
       </w:pPr>
-      <w:bookmarkStart w:id="17" w:name="_Toc212134962"/>
+      <w:bookmarkStart w:id="17" w:name="_Toc213855745"/>
       <w:r>
         <w:rPr>
           <w:lang w:val="es-CO"/>
@@ -12747,7 +12479,7 @@
           <w:lang w:val="es-CO"/>
         </w:rPr>
       </w:pPr>
-      <w:bookmarkStart w:id="18" w:name="_Toc212134963"/>
+      <w:bookmarkStart w:id="18" w:name="_Toc213855746"/>
       <w:r>
         <w:rPr>
           <w:lang w:val="es-CO"/>
@@ -12803,10 +12535,7 @@
         <w:ind w:left="993"/>
       </w:pPr>
       <w:r>
-        <w:t>Chaparro, M. (2020). Propuesta para el aprovechamiento de pluma en el desarrollo del proceso de obtención de harina de pluma hidrolizada.</w:t>
-      </w:r>
-      <w:r>
-        <w:t xml:space="preserve"> </w:t>
+        <w:t xml:space="preserve">Chaparro, M. (2020). Propuesta para el aprovechamiento de pluma en el desarrollo del proceso de obtención de harina de pluma hidrolizada. </w:t>
       </w:r>
       <w:hyperlink r:id="rId18" w:history="1">
         <w:r>
@@ -12827,10 +12556,7 @@
         <w:ind w:left="993"/>
       </w:pPr>
       <w:r>
-        <w:t>Federación Nacional de Avicultores de Colombia y el Fondo Nacional Avícola. (2024). Gestión Ambiental en Plantas de Beneficio de Aves de Corral.</w:t>
-      </w:r>
-      <w:r>
-        <w:t xml:space="preserve"> </w:t>
+        <w:t xml:space="preserve">Federación Nacional de Avicultores de Colombia y el Fondo Nacional Avícola. (2024). Gestión Ambiental en Plantas de Beneficio de Aves de Corral. </w:t>
       </w:r>
       <w:hyperlink r:id="rId19" w:history="1">
         <w:r>
@@ -12851,10 +12577,7 @@
         <w:ind w:left="993"/>
       </w:pPr>
       <w:r>
-        <w:t>Federación Nacional de Avicultores de Colombia y el Fondo Nacional Avícola. (2024). Todo lo que debe saber sobre la normativa ambiental en el sector avícola.</w:t>
-      </w:r>
-      <w:r>
-        <w:t xml:space="preserve"> </w:t>
+        <w:t xml:space="preserve">Federación Nacional de Avicultores de Colombia y el Fondo Nacional Avícola. (2024). Todo lo que debe saber sobre la normativa ambiental en el sector avícola. </w:t>
       </w:r>
       <w:hyperlink r:id="rId20" w:history="1">
         <w:r>
@@ -12913,10 +12636,7 @@
       </w:r>
       <w:proofErr w:type="spellEnd"/>
       <w:r>
-        <w:t xml:space="preserve"> en Colombia.</w:t>
-      </w:r>
-      <w:r>
-        <w:t xml:space="preserve"> </w:t>
+        <w:t xml:space="preserve"> en Colombia. </w:t>
       </w:r>
       <w:hyperlink r:id="rId22" w:history="1">
         <w:r>
@@ -12966,10 +12686,7 @@
         <w:ind w:left="993"/>
       </w:pPr>
       <w:r>
-        <w:t>Ministerio de Ambiente y Desarrollo Sostenible. (2019, 26 de diciembre). Resolución 2184 de 2019. Por la cual se modifica la Resolución 668 de 2016 sobre uso racional de bolsas plásticas y se adoptan otras disposiciones.</w:t>
-      </w:r>
-      <w:r>
-        <w:t xml:space="preserve"> </w:t>
+        <w:t xml:space="preserve">Ministerio de Ambiente y Desarrollo Sostenible. (2019, 26 de diciembre). Resolución 2184 de 2019. Por la cual se modifica la Resolución 668 de 2016 sobre uso racional de bolsas plásticas y se adoptan otras disposiciones. </w:t>
       </w:r>
       <w:hyperlink r:id="rId24" w:history="1">
         <w:r>
@@ -12990,10 +12707,7 @@
         <w:ind w:left="993"/>
       </w:pPr>
       <w:r>
-        <w:t>Organización de las Naciones Unidas para el Desarrollo Industrial. (2006). Introducción a la producción más limpia.</w:t>
-      </w:r>
-      <w:r>
-        <w:t xml:space="preserve"> </w:t>
+        <w:t xml:space="preserve">Organización de las Naciones Unidas para el Desarrollo Industrial. (2006). Introducción a la producción más limpia. </w:t>
       </w:r>
       <w:hyperlink r:id="rId25" w:history="1">
         <w:r>
@@ -13014,10 +12728,7 @@
         <w:ind w:left="993"/>
       </w:pPr>
       <w:r>
-        <w:t>Pérez, M y Villegas, R. (2009). Procedimientos para el manejo de residuos orgánicos avícolas.</w:t>
-      </w:r>
-      <w:r>
-        <w:t xml:space="preserve"> </w:t>
+        <w:t xml:space="preserve">Pérez, M y Villegas, R. (2009). Procedimientos para el manejo de residuos orgánicos avícolas. </w:t>
       </w:r>
       <w:hyperlink r:id="rId26" w:history="1">
         <w:r>
@@ -13041,7 +12752,7 @@
           <w:lang w:val="es-CO"/>
         </w:rPr>
       </w:pPr>
-      <w:bookmarkStart w:id="19" w:name="_Toc212134964"/>
+      <w:bookmarkStart w:id="19" w:name="_Toc213855747"/>
       <w:r>
         <w:rPr>
           <w:lang w:val="es-CO"/>
@@ -17679,6 +17390,119 @@
     </w:lvl>
   </w:abstractNum>
   <w:abstractNum w:abstractNumId="31" w15:restartNumberingAfterBreak="0">
+    <w:nsid w:val="42E623E4"/>
+    <w:multiLevelType w:val="hybridMultilevel"/>
+    <w:tmpl w:val="30300F90"/>
+    <w:lvl w:ilvl="0" w:tplc="0C0A0001">
+      <w:start w:val="1"/>
+      <w:numFmt w:val="bullet"/>
+      <w:lvlText w:val=""/>
+      <w:lvlJc w:val="left"/>
+      <w:pPr>
+        <w:ind w:left="720" w:hanging="360"/>
+      </w:pPr>
+      <w:rPr>
+        <w:rFonts w:ascii="Symbol" w:hAnsi="Symbol" w:hint="default"/>
+      </w:rPr>
+    </w:lvl>
+    <w:lvl w:ilvl="1" w:tplc="0C0A0003" w:tentative="1">
+      <w:start w:val="1"/>
+      <w:numFmt w:val="bullet"/>
+      <w:lvlText w:val="o"/>
+      <w:lvlJc w:val="left"/>
+      <w:pPr>
+        <w:ind w:left="1440" w:hanging="360"/>
+      </w:pPr>
+      <w:rPr>
+        <w:rFonts w:ascii="Courier New" w:hAnsi="Courier New" w:cs="Courier New" w:hint="default"/>
+      </w:rPr>
+    </w:lvl>
+    <w:lvl w:ilvl="2" w:tplc="0C0A0005" w:tentative="1">
+      <w:start w:val="1"/>
+      <w:numFmt w:val="bullet"/>
+      <w:lvlText w:val=""/>
+      <w:lvlJc w:val="left"/>
+      <w:pPr>
+        <w:ind w:left="2160" w:hanging="360"/>
+      </w:pPr>
+      <w:rPr>
+        <w:rFonts w:ascii="Wingdings" w:hAnsi="Wingdings" w:hint="default"/>
+      </w:rPr>
+    </w:lvl>
+    <w:lvl w:ilvl="3" w:tplc="0C0A0001" w:tentative="1">
+      <w:start w:val="1"/>
+      <w:numFmt w:val="bullet"/>
+      <w:lvlText w:val=""/>
+      <w:lvlJc w:val="left"/>
+      <w:pPr>
+        <w:ind w:left="2880" w:hanging="360"/>
+      </w:pPr>
+      <w:rPr>
+        <w:rFonts w:ascii="Symbol" w:hAnsi="Symbol" w:hint="default"/>
+      </w:rPr>
+    </w:lvl>
+    <w:lvl w:ilvl="4" w:tplc="0C0A0003" w:tentative="1">
+      <w:start w:val="1"/>
+      <w:numFmt w:val="bullet"/>
+      <w:lvlText w:val="o"/>
+      <w:lvlJc w:val="left"/>
+      <w:pPr>
+        <w:ind w:left="3600" w:hanging="360"/>
+      </w:pPr>
+      <w:rPr>
+        <w:rFonts w:ascii="Courier New" w:hAnsi="Courier New" w:cs="Courier New" w:hint="default"/>
+      </w:rPr>
+    </w:lvl>
+    <w:lvl w:ilvl="5" w:tplc="0C0A0005" w:tentative="1">
+      <w:start w:val="1"/>
+      <w:numFmt w:val="bullet"/>
+      <w:lvlText w:val=""/>
+      <w:lvlJc w:val="left"/>
+      <w:pPr>
+        <w:ind w:left="4320" w:hanging="360"/>
+      </w:pPr>
+      <w:rPr>
+        <w:rFonts w:ascii="Wingdings" w:hAnsi="Wingdings" w:hint="default"/>
+      </w:rPr>
+    </w:lvl>
+    <w:lvl w:ilvl="6" w:tplc="0C0A0001" w:tentative="1">
+      <w:start w:val="1"/>
+      <w:numFmt w:val="bullet"/>
+      <w:lvlText w:val=""/>
+      <w:lvlJc w:val="left"/>
+      <w:pPr>
+        <w:ind w:left="5040" w:hanging="360"/>
+      </w:pPr>
+      <w:rPr>
+        <w:rFonts w:ascii="Symbol" w:hAnsi="Symbol" w:hint="default"/>
+      </w:rPr>
+    </w:lvl>
+    <w:lvl w:ilvl="7" w:tplc="0C0A0003" w:tentative="1">
+      <w:start w:val="1"/>
+      <w:numFmt w:val="bullet"/>
+      <w:lvlText w:val="o"/>
+      <w:lvlJc w:val="left"/>
+      <w:pPr>
+        <w:ind w:left="5760" w:hanging="360"/>
+      </w:pPr>
+      <w:rPr>
+        <w:rFonts w:ascii="Courier New" w:hAnsi="Courier New" w:cs="Courier New" w:hint="default"/>
+      </w:rPr>
+    </w:lvl>
+    <w:lvl w:ilvl="8" w:tplc="0C0A0005" w:tentative="1">
+      <w:start w:val="1"/>
+      <w:numFmt w:val="bullet"/>
+      <w:lvlText w:val=""/>
+      <w:lvlJc w:val="left"/>
+      <w:pPr>
+        <w:ind w:left="6480" w:hanging="360"/>
+      </w:pPr>
+      <w:rPr>
+        <w:rFonts w:ascii="Wingdings" w:hAnsi="Wingdings" w:hint="default"/>
+      </w:rPr>
+    </w:lvl>
+  </w:abstractNum>
+  <w:abstractNum w:abstractNumId="32" w15:restartNumberingAfterBreak="0">
     <w:nsid w:val="45BB5C13"/>
     <w:multiLevelType w:val="hybridMultilevel"/>
     <w:tmpl w:val="0158C63A"/>
@@ -17791,7 +17615,7 @@
       </w:rPr>
     </w:lvl>
   </w:abstractNum>
-  <w:abstractNum w:abstractNumId="32" w15:restartNumberingAfterBreak="0">
+  <w:abstractNum w:abstractNumId="33" w15:restartNumberingAfterBreak="0">
     <w:nsid w:val="45C9620E"/>
     <w:multiLevelType w:val="hybridMultilevel"/>
     <w:tmpl w:val="E02ECD90"/>
@@ -17904,7 +17728,7 @@
       </w:rPr>
     </w:lvl>
   </w:abstractNum>
-  <w:abstractNum w:abstractNumId="33" w15:restartNumberingAfterBreak="0">
+  <w:abstractNum w:abstractNumId="34" w15:restartNumberingAfterBreak="0">
     <w:nsid w:val="49BD10B3"/>
     <w:multiLevelType w:val="hybridMultilevel"/>
     <w:tmpl w:val="6D5E43F4"/>
@@ -18017,7 +17841,7 @@
       </w:rPr>
     </w:lvl>
   </w:abstractNum>
-  <w:abstractNum w:abstractNumId="34" w15:restartNumberingAfterBreak="0">
+  <w:abstractNum w:abstractNumId="35" w15:restartNumberingAfterBreak="0">
     <w:nsid w:val="4E747DDB"/>
     <w:multiLevelType w:val="hybridMultilevel"/>
     <w:tmpl w:val="3A9267D4"/>
@@ -18130,7 +17954,7 @@
       </w:rPr>
     </w:lvl>
   </w:abstractNum>
-  <w:abstractNum w:abstractNumId="35" w15:restartNumberingAfterBreak="0">
+  <w:abstractNum w:abstractNumId="36" w15:restartNumberingAfterBreak="0">
     <w:nsid w:val="4EBE1EF6"/>
     <w:multiLevelType w:val="hybridMultilevel"/>
     <w:tmpl w:val="AF3C2E24"/>
@@ -18221,7 +18045,7 @@
       </w:pPr>
     </w:lvl>
   </w:abstractNum>
-  <w:abstractNum w:abstractNumId="36" w15:restartNumberingAfterBreak="0">
+  <w:abstractNum w:abstractNumId="37" w15:restartNumberingAfterBreak="0">
     <w:nsid w:val="51EA55D1"/>
     <w:multiLevelType w:val="hybridMultilevel"/>
     <w:tmpl w:val="EF9824B8"/>
@@ -18334,7 +18158,7 @@
       </w:rPr>
     </w:lvl>
   </w:abstractNum>
-  <w:abstractNum w:abstractNumId="37" w15:restartNumberingAfterBreak="0">
+  <w:abstractNum w:abstractNumId="38" w15:restartNumberingAfterBreak="0">
     <w:nsid w:val="56362541"/>
     <w:multiLevelType w:val="hybridMultilevel"/>
     <w:tmpl w:val="CB8669A6"/>
@@ -18447,7 +18271,7 @@
       </w:rPr>
     </w:lvl>
   </w:abstractNum>
-  <w:abstractNum w:abstractNumId="38" w15:restartNumberingAfterBreak="0">
+  <w:abstractNum w:abstractNumId="39" w15:restartNumberingAfterBreak="0">
     <w:nsid w:val="58A9233D"/>
     <w:multiLevelType w:val="hybridMultilevel"/>
     <w:tmpl w:val="2214B502"/>
@@ -18560,7 +18384,7 @@
       </w:rPr>
     </w:lvl>
   </w:abstractNum>
-  <w:abstractNum w:abstractNumId="39" w15:restartNumberingAfterBreak="0">
+  <w:abstractNum w:abstractNumId="40" w15:restartNumberingAfterBreak="0">
     <w:nsid w:val="618B58CB"/>
     <w:multiLevelType w:val="hybridMultilevel"/>
     <w:tmpl w:val="8E968FC0"/>
@@ -18673,7 +18497,7 @@
       </w:rPr>
     </w:lvl>
   </w:abstractNum>
-  <w:abstractNum w:abstractNumId="40" w15:restartNumberingAfterBreak="0">
+  <w:abstractNum w:abstractNumId="41" w15:restartNumberingAfterBreak="0">
     <w:nsid w:val="61C916E6"/>
     <w:multiLevelType w:val="hybridMultilevel"/>
     <w:tmpl w:val="321251D4"/>
@@ -18786,7 +18610,7 @@
       </w:rPr>
     </w:lvl>
   </w:abstractNum>
-  <w:abstractNum w:abstractNumId="41" w15:restartNumberingAfterBreak="0">
+  <w:abstractNum w:abstractNumId="42" w15:restartNumberingAfterBreak="0">
     <w:nsid w:val="63DA6D21"/>
     <w:multiLevelType w:val="hybridMultilevel"/>
     <w:tmpl w:val="B47C9014"/>
@@ -18899,7 +18723,7 @@
       </w:rPr>
     </w:lvl>
   </w:abstractNum>
-  <w:abstractNum w:abstractNumId="42" w15:restartNumberingAfterBreak="0">
+  <w:abstractNum w:abstractNumId="43" w15:restartNumberingAfterBreak="0">
     <w:nsid w:val="66307CD0"/>
     <w:multiLevelType w:val="hybridMultilevel"/>
     <w:tmpl w:val="04D4B37E"/>
@@ -19012,7 +18836,7 @@
       </w:rPr>
     </w:lvl>
   </w:abstractNum>
-  <w:abstractNum w:abstractNumId="43" w15:restartNumberingAfterBreak="0">
+  <w:abstractNum w:abstractNumId="44" w15:restartNumberingAfterBreak="0">
     <w:nsid w:val="68BD7548"/>
     <w:multiLevelType w:val="hybridMultilevel"/>
     <w:tmpl w:val="3894D552"/>
@@ -19125,7 +18949,7 @@
       </w:rPr>
     </w:lvl>
   </w:abstractNum>
-  <w:abstractNum w:abstractNumId="44" w15:restartNumberingAfterBreak="0">
+  <w:abstractNum w:abstractNumId="45" w15:restartNumberingAfterBreak="0">
     <w:nsid w:val="6CA302D9"/>
     <w:multiLevelType w:val="hybridMultilevel"/>
     <w:tmpl w:val="F87671BC"/>
@@ -19238,7 +19062,7 @@
       </w:rPr>
     </w:lvl>
   </w:abstractNum>
-  <w:abstractNum w:abstractNumId="45" w15:restartNumberingAfterBreak="0">
+  <w:abstractNum w:abstractNumId="46" w15:restartNumberingAfterBreak="0">
     <w:nsid w:val="6E79587E"/>
     <w:multiLevelType w:val="hybridMultilevel"/>
     <w:tmpl w:val="3D844996"/>
@@ -19351,7 +19175,7 @@
       </w:rPr>
     </w:lvl>
   </w:abstractNum>
-  <w:abstractNum w:abstractNumId="46" w15:restartNumberingAfterBreak="0">
+  <w:abstractNum w:abstractNumId="47" w15:restartNumberingAfterBreak="0">
     <w:nsid w:val="6F487002"/>
     <w:multiLevelType w:val="hybridMultilevel"/>
     <w:tmpl w:val="A352FD30"/>
@@ -19464,7 +19288,7 @@
       </w:rPr>
     </w:lvl>
   </w:abstractNum>
-  <w:abstractNum w:abstractNumId="47" w15:restartNumberingAfterBreak="0">
+  <w:abstractNum w:abstractNumId="48" w15:restartNumberingAfterBreak="0">
     <w:nsid w:val="735F63EF"/>
     <w:multiLevelType w:val="hybridMultilevel"/>
     <w:tmpl w:val="06100A6C"/>
@@ -19577,7 +19401,7 @@
       </w:rPr>
     </w:lvl>
   </w:abstractNum>
-  <w:abstractNum w:abstractNumId="48" w15:restartNumberingAfterBreak="0">
+  <w:abstractNum w:abstractNumId="49" w15:restartNumberingAfterBreak="0">
     <w:nsid w:val="78EE1C71"/>
     <w:multiLevelType w:val="hybridMultilevel"/>
     <w:tmpl w:val="9648CB86"/>
@@ -19690,7 +19514,7 @@
       </w:rPr>
     </w:lvl>
   </w:abstractNum>
-  <w:abstractNum w:abstractNumId="49" w15:restartNumberingAfterBreak="0">
+  <w:abstractNum w:abstractNumId="50" w15:restartNumberingAfterBreak="0">
     <w:nsid w:val="7AD21ABD"/>
     <w:multiLevelType w:val="hybridMultilevel"/>
     <w:tmpl w:val="0F2A15A2"/>
@@ -19803,7 +19627,7 @@
       </w:rPr>
     </w:lvl>
   </w:abstractNum>
-  <w:abstractNum w:abstractNumId="50" w15:restartNumberingAfterBreak="0">
+  <w:abstractNum w:abstractNumId="51" w15:restartNumberingAfterBreak="0">
     <w:nsid w:val="7C161D1C"/>
     <w:multiLevelType w:val="multilevel"/>
     <w:tmpl w:val="EE7A69C8"/>
@@ -19940,7 +19764,7 @@
     </w:lvl>
   </w:abstractNum>
   <w:num w:numId="1" w16cid:durableId="2000957126">
-    <w:abstractNumId w:val="50"/>
+    <w:abstractNumId w:val="51"/>
   </w:num>
   <w:num w:numId="2" w16cid:durableId="1585263860">
     <w:abstractNumId w:val="0"/>
@@ -19949,7 +19773,7 @@
     <w:abstractNumId w:val="15"/>
   </w:num>
   <w:num w:numId="4" w16cid:durableId="1532257930">
-    <w:abstractNumId w:val="35"/>
+    <w:abstractNumId w:val="36"/>
   </w:num>
   <w:num w:numId="5" w16cid:durableId="998075588">
     <w:abstractNumId w:val="20"/>
@@ -19964,37 +19788,37 @@
     <w:abstractNumId w:val="8"/>
   </w:num>
   <w:num w:numId="9" w16cid:durableId="1158619477">
-    <w:abstractNumId w:val="42"/>
+    <w:abstractNumId w:val="43"/>
   </w:num>
   <w:num w:numId="10" w16cid:durableId="1407800814">
-    <w:abstractNumId w:val="32"/>
+    <w:abstractNumId w:val="33"/>
   </w:num>
   <w:num w:numId="11" w16cid:durableId="26369114">
     <w:abstractNumId w:val="29"/>
   </w:num>
   <w:num w:numId="12" w16cid:durableId="1099332081">
-    <w:abstractNumId w:val="43"/>
+    <w:abstractNumId w:val="44"/>
   </w:num>
   <w:num w:numId="13" w16cid:durableId="1054045482">
     <w:abstractNumId w:val="10"/>
   </w:num>
   <w:num w:numId="14" w16cid:durableId="1381978463">
-    <w:abstractNumId w:val="41"/>
+    <w:abstractNumId w:val="42"/>
   </w:num>
   <w:num w:numId="15" w16cid:durableId="408431053">
-    <w:abstractNumId w:val="33"/>
+    <w:abstractNumId w:val="34"/>
   </w:num>
   <w:num w:numId="16" w16cid:durableId="1048844316">
     <w:abstractNumId w:val="18"/>
   </w:num>
   <w:num w:numId="17" w16cid:durableId="749428157">
-    <w:abstractNumId w:val="45"/>
+    <w:abstractNumId w:val="46"/>
   </w:num>
   <w:num w:numId="18" w16cid:durableId="1024282930">
     <w:abstractNumId w:val="25"/>
   </w:num>
   <w:num w:numId="19" w16cid:durableId="1318878305">
-    <w:abstractNumId w:val="40"/>
+    <w:abstractNumId w:val="41"/>
   </w:num>
   <w:num w:numId="20" w16cid:durableId="1081172311">
     <w:abstractNumId w:val="5"/>
@@ -20003,10 +19827,10 @@
     <w:abstractNumId w:val="3"/>
   </w:num>
   <w:num w:numId="22" w16cid:durableId="1522818596">
-    <w:abstractNumId w:val="34"/>
+    <w:abstractNumId w:val="35"/>
   </w:num>
   <w:num w:numId="23" w16cid:durableId="2122526328">
-    <w:abstractNumId w:val="44"/>
+    <w:abstractNumId w:val="45"/>
   </w:num>
   <w:num w:numId="24" w16cid:durableId="9795031">
     <w:abstractNumId w:val="7"/>
@@ -20018,7 +19842,7 @@
     <w:abstractNumId w:val="12"/>
   </w:num>
   <w:num w:numId="27" w16cid:durableId="1947929813">
-    <w:abstractNumId w:val="48"/>
+    <w:abstractNumId w:val="49"/>
   </w:num>
   <w:num w:numId="28" w16cid:durableId="1357996510">
     <w:abstractNumId w:val="26"/>
@@ -20036,7 +19860,7 @@
     <w:abstractNumId w:val="24"/>
   </w:num>
   <w:num w:numId="33" w16cid:durableId="755514060">
-    <w:abstractNumId w:val="47"/>
+    <w:abstractNumId w:val="48"/>
   </w:num>
   <w:num w:numId="34" w16cid:durableId="1733966009">
     <w:abstractNumId w:val="30"/>
@@ -20045,13 +19869,13 @@
     <w:abstractNumId w:val="22"/>
   </w:num>
   <w:num w:numId="36" w16cid:durableId="2054229975">
-    <w:abstractNumId w:val="46"/>
+    <w:abstractNumId w:val="47"/>
   </w:num>
   <w:num w:numId="37" w16cid:durableId="136803736">
-    <w:abstractNumId w:val="49"/>
+    <w:abstractNumId w:val="50"/>
   </w:num>
   <w:num w:numId="38" w16cid:durableId="564801860">
-    <w:abstractNumId w:val="39"/>
+    <w:abstractNumId w:val="40"/>
   </w:num>
   <w:num w:numId="39" w16cid:durableId="564872611">
     <w:abstractNumId w:val="28"/>
@@ -20060,10 +19884,10 @@
     <w:abstractNumId w:val="27"/>
   </w:num>
   <w:num w:numId="41" w16cid:durableId="986275761">
-    <w:abstractNumId w:val="38"/>
+    <w:abstractNumId w:val="39"/>
   </w:num>
   <w:num w:numId="42" w16cid:durableId="332300067">
-    <w:abstractNumId w:val="31"/>
+    <w:abstractNumId w:val="32"/>
   </w:num>
   <w:num w:numId="43" w16cid:durableId="1380668756">
     <w:abstractNumId w:val="17"/>
@@ -20075,7 +19899,7 @@
     <w:abstractNumId w:val="1"/>
   </w:num>
   <w:num w:numId="46" w16cid:durableId="763188054">
-    <w:abstractNumId w:val="37"/>
+    <w:abstractNumId w:val="38"/>
   </w:num>
   <w:num w:numId="47" w16cid:durableId="1071731587">
     <w:abstractNumId w:val="4"/>
@@ -20087,10 +19911,13 @@
     <w:abstractNumId w:val="23"/>
   </w:num>
   <w:num w:numId="50" w16cid:durableId="940720877">
-    <w:abstractNumId w:val="36"/>
+    <w:abstractNumId w:val="37"/>
   </w:num>
   <w:num w:numId="51" w16cid:durableId="1721661218">
     <w:abstractNumId w:val="11"/>
+  </w:num>
+  <w:num w:numId="52" w16cid:durableId="978993187">
+    <w:abstractNumId w:val="31"/>
   </w:num>
   <w:numIdMacAtCleanup w:val="51"/>
 </w:numbering>
@@ -20659,6 +20486,7 @@
   <w:style w:type="character" w:default="1" w:styleId="Fuentedeprrafopredeter">
     <w:name w:val="Default Paragraph Font"/>
     <w:uiPriority w:val="1"/>
+    <w:semiHidden/>
     <w:unhideWhenUsed/>
   </w:style>
   <w:style w:type="table" w:default="1" w:styleId="Tablanormal">
@@ -21827,6 +21655,10 @@
 </file>
 
 <file path=customXml/item1.xml><?xml version="1.0" encoding="utf-8"?>
+<b:Sources xmlns:b="http://schemas.openxmlformats.org/officeDocument/2006/bibliography" xmlns="http://schemas.openxmlformats.org/officeDocument/2006/bibliography" SelectedStyle="\APASixthEditionOfficeOnline.xsl" StyleName="APA" Version="6"/>
+</file>
+
+<file path=customXml/item2.xml><?xml version="1.0" encoding="utf-8"?>
 <?mso-contentType ?>
 <FormTemplates xmlns="http://schemas.microsoft.com/sharepoint/v3/contenttype/forms">
   <Display>DocumentLibraryForm</Display>
@@ -21835,13 +21667,20 @@
 </FormTemplates>
 </file>
 
-<file path=customXml/item2.xml><?xml version="1.0" encoding="utf-8"?>
-<b:Sources xmlns:b="http://schemas.openxmlformats.org/officeDocument/2006/bibliography" xmlns="http://schemas.openxmlformats.org/officeDocument/2006/bibliography" SelectedStyle="\APASixthEditionOfficeOnline.xsl" StyleName="APA" Version="6"/>
+<file path=customXml/item3.xml><?xml version="1.0" encoding="utf-8"?>
+<p:properties xmlns:p="http://schemas.microsoft.com/office/2006/metadata/properties" xmlns:xsi="http://www.w3.org/2001/XMLSchema-instance" xmlns:pc="http://schemas.microsoft.com/office/infopath/2007/PartnerControls">
+  <documentManagement>
+    <TaxCatchAll xmlns="b250f519-6473-4480-8c44-6ee3a3a530c3" xsi:nil="true"/>
+    <lcf76f155ced4ddcb4097134ff3c332f xmlns="d174a4fb-80c2-4523-8d89-375030acacbf">
+      <Terms xmlns="http://schemas.microsoft.com/office/infopath/2007/PartnerControls"/>
+    </lcf76f155ced4ddcb4097134ff3c332f>
+  </documentManagement>
+</p:properties>
 </file>
 
-<file path=customXml/item3.xml><?xml version="1.0" encoding="utf-8"?>
-<ct:contentTypeSchema xmlns:ct="http://schemas.microsoft.com/office/2006/metadata/contentType" xmlns:ma="http://schemas.microsoft.com/office/2006/metadata/properties/metaAttributes" ct:_="" ma:_="" ma:contentTypeName="Documento" ma:contentTypeID="0x010100EA8A463C70CDF94EBCEAEE24D04F3F8A" ma:contentTypeVersion="12" ma:contentTypeDescription="Crear nuevo documento." ma:contentTypeScope="" ma:versionID="834bbb5c95a1a702615a1bc2f17b6ed0">
-  <xsd:schema xmlns:xsd="http://www.w3.org/2001/XMLSchema" xmlns:xs="http://www.w3.org/2001/XMLSchema" xmlns:p="http://schemas.microsoft.com/office/2006/metadata/properties" xmlns:ns2="d174a4fb-80c2-4523-8d89-375030acacbf" xmlns:ns3="b250f519-6473-4480-8c44-6ee3a3a530c3" targetNamespace="http://schemas.microsoft.com/office/2006/metadata/properties" ma:root="true" ma:fieldsID="0fcfb8cdf97bd451fb080aad8514c60e" ns2:_="" ns3:_="">
+<file path=customXml/item4.xml><?xml version="1.0" encoding="utf-8"?>
+<ct:contentTypeSchema xmlns:ct="http://schemas.microsoft.com/office/2006/metadata/contentType" xmlns:ma="http://schemas.microsoft.com/office/2006/metadata/properties/metaAttributes" ct:_="" ma:_="" ma:contentTypeName="Documento" ma:contentTypeID="0x010100EA8A463C70CDF94EBCEAEE24D04F3F8A" ma:contentTypeVersion="12" ma:contentTypeDescription="Crear nuevo documento." ma:contentTypeScope="" ma:versionID="698a7aa72909d5b06b3c18780d402f9d">
+  <xsd:schema xmlns:xsd="http://www.w3.org/2001/XMLSchema" xmlns:xs="http://www.w3.org/2001/XMLSchema" xmlns:p="http://schemas.microsoft.com/office/2006/metadata/properties" xmlns:ns2="d174a4fb-80c2-4523-8d89-375030acacbf" xmlns:ns3="b250f519-6473-4480-8c44-6ee3a3a530c3" targetNamespace="http://schemas.microsoft.com/office/2006/metadata/properties" ma:root="true" ma:fieldsID="40cd283641dfac9755b2797af4bee55e" ns2:_="" ns3:_="">
     <xsd:import namespace="d174a4fb-80c2-4523-8d89-375030acacbf"/>
     <xsd:import namespace="b250f519-6473-4480-8c44-6ee3a3a530c3"/>
     <xsd:element name="properties">
@@ -22040,18 +21879,15 @@
 </ct:contentTypeSchema>
 </file>
 
-<file path=customXml/item4.xml><?xml version="1.0" encoding="utf-8"?>
-<p:properties xmlns:p="http://schemas.microsoft.com/office/2006/metadata/properties" xmlns:xsi="http://www.w3.org/2001/XMLSchema-instance" xmlns:pc="http://schemas.microsoft.com/office/infopath/2007/PartnerControls">
-  <documentManagement>
-    <TaxCatchAll xmlns="b250f519-6473-4480-8c44-6ee3a3a530c3" xsi:nil="true"/>
-    <lcf76f155ced4ddcb4097134ff3c332f xmlns="d174a4fb-80c2-4523-8d89-375030acacbf">
-      <Terms xmlns="http://schemas.microsoft.com/office/infopath/2007/PartnerControls"/>
-    </lcf76f155ced4ddcb4097134ff3c332f>
-  </documentManagement>
-</p:properties>
+<file path=customXml/itemProps1.xml><?xml version="1.0" encoding="utf-8"?>
+<ds:datastoreItem xmlns:ds="http://schemas.openxmlformats.org/officeDocument/2006/customXml" ds:itemID="{EAE431FD-7059-4C09-804B-C9D69EB7B213}">
+  <ds:schemaRefs>
+    <ds:schemaRef ds:uri="http://schemas.openxmlformats.org/officeDocument/2006/bibliography"/>
+  </ds:schemaRefs>
+</ds:datastoreItem>
 </file>
 
-<file path=customXml/itemProps1.xml><?xml version="1.0" encoding="utf-8"?>
+<file path=customXml/itemProps2.xml><?xml version="1.0" encoding="utf-8"?>
 <ds:datastoreItem xmlns:ds="http://schemas.openxmlformats.org/officeDocument/2006/customXml" ds:itemID="{10663269-2064-4804-8290-36D4A57F5557}">
   <ds:schemaRefs>
     <ds:schemaRef ds:uri="http://schemas.microsoft.com/sharepoint/v3/contenttype/forms"/>
@@ -22059,19 +21895,7 @@
 </ds:datastoreItem>
 </file>
 
-<file path=customXml/itemProps2.xml><?xml version="1.0" encoding="utf-8"?>
-<ds:datastoreItem xmlns:ds="http://schemas.openxmlformats.org/officeDocument/2006/customXml" ds:itemID="{EAE431FD-7059-4C09-804B-C9D69EB7B213}">
-  <ds:schemaRefs>
-    <ds:schemaRef ds:uri="http://schemas.openxmlformats.org/officeDocument/2006/bibliography"/>
-  </ds:schemaRefs>
-</ds:datastoreItem>
-</file>
-
 <file path=customXml/itemProps3.xml><?xml version="1.0" encoding="utf-8"?>
-<ds:datastoreItem xmlns:ds="http://schemas.openxmlformats.org/officeDocument/2006/customXml" ds:itemID="{2017FCDE-7A93-436D-8A7D-B3F9437D390F}"/>
-</file>
-
-<file path=customXml/itemProps4.xml><?xml version="1.0" encoding="utf-8"?>
 <ds:datastoreItem xmlns:ds="http://schemas.openxmlformats.org/officeDocument/2006/customXml" ds:itemID="{1279454D-02BE-4A9C-A117-DCD1573E2608}">
   <ds:schemaRefs>
     <ds:schemaRef ds:uri="http://schemas.microsoft.com/office/2006/metadata/properties"/>
@@ -22080,4 +21904,8 @@
     <ds:schemaRef ds:uri="43a3ca16-9c26-4813-b83f-4aec9927b43f"/>
   </ds:schemaRefs>
 </ds:datastoreItem>
+</file>
+
+<file path=customXml/itemProps4.xml><?xml version="1.0" encoding="utf-8"?>
+<ds:datastoreItem xmlns:ds="http://schemas.openxmlformats.org/officeDocument/2006/customXml" ds:itemID="{1FB7B868-36B6-464F-8F46-8B9EDC0A1F0D}"/>
 </file>
--- a/fuentes/21230074_CF02_DU.docx
+++ b/fuentes/21230074_CF02_DU.docx
@@ -7866,23 +7866,13 @@
           <w:lang w:val="es-419" w:eastAsia="es-CO"/>
         </w:rPr>
       </w:pPr>
-      <w:proofErr w:type="gramStart"/>
       <w:r>
         <w:rPr>
           <w:b/>
           <w:bCs/>
           <w:lang w:val="es-419" w:eastAsia="es-CO"/>
         </w:rPr>
-        <w:t>Total</w:t>
-      </w:r>
-      <w:proofErr w:type="gramEnd"/>
-      <w:r>
-        <w:rPr>
-          <w:b/>
-          <w:bCs/>
-          <w:lang w:val="es-419" w:eastAsia="es-CO"/>
-        </w:rPr>
-        <w:t xml:space="preserve"> de residuos sólidos</w:t>
+        <w:t>Total de residuos sólidos</w:t>
       </w:r>
       <w:r>
         <w:rPr>
@@ -12617,6 +12607,11 @@
           <w:numId w:val="51"/>
         </w:numPr>
         <w:ind w:left="993"/>
+        <w:rPr>
+          <w:rStyle w:val="Hipervnculo"/>
+          <w:color w:val="auto"/>
+          <w:u w:val="none"/>
+        </w:rPr>
       </w:pPr>
       <w:r>
         <w:t xml:space="preserve">Instituto Colombiano Agropecuario. (2017). Resolución 30292 de 2017. Por medio de la cual se establecen medidas sanitarias diferenciadas para el control y erradicación de la enfermedad de </w:t>
@@ -12665,16 +12660,8 @@
       </w:r>
       <w:proofErr w:type="spellEnd"/>
       <w:r>
-        <w:t xml:space="preserve">). Formato de evaluación del nivel sanitario de cumplimiento para plantas de beneficio de aves. </w:t>
-      </w:r>
-      <w:hyperlink r:id="rId23" w:history="1">
-        <w:r>
-          <w:rPr>
-            <w:rStyle w:val="Hipervnculo"/>
-          </w:rPr>
-          <w:t>https://share.google/8dKrbju6RTtAEZQHB</w:t>
-        </w:r>
-      </w:hyperlink>
+        <w:t>). Formato de evaluación del nivel sanitario de cumplimiento para plantas de beneficio de aves.</w:t>
+      </w:r>
     </w:p>
     <w:p>
       <w:pPr>
@@ -12688,7 +12675,7 @@
       <w:r>
         <w:t xml:space="preserve">Ministerio de Ambiente y Desarrollo Sostenible. (2019, 26 de diciembre). Resolución 2184 de 2019. Por la cual se modifica la Resolución 668 de 2016 sobre uso racional de bolsas plásticas y se adoptan otras disposiciones. </w:t>
       </w:r>
-      <w:hyperlink r:id="rId24" w:history="1">
+      <w:hyperlink r:id="rId23" w:history="1">
         <w:r>
           <w:rPr>
             <w:rStyle w:val="Hipervnculo"/>
@@ -12709,7 +12696,7 @@
       <w:r>
         <w:t xml:space="preserve">Organización de las Naciones Unidas para el Desarrollo Industrial. (2006). Introducción a la producción más limpia. </w:t>
       </w:r>
-      <w:hyperlink r:id="rId25" w:history="1">
+      <w:hyperlink r:id="rId24" w:history="1">
         <w:r>
           <w:rPr>
             <w:rStyle w:val="Hipervnculo"/>
@@ -12730,7 +12717,7 @@
       <w:r>
         <w:t xml:space="preserve">Pérez, M y Villegas, R. (2009). Procedimientos para el manejo de residuos orgánicos avícolas. </w:t>
       </w:r>
-      <w:hyperlink r:id="rId26" w:history="1">
+      <w:hyperlink r:id="rId25" w:history="1">
         <w:r>
           <w:rPr>
             <w:rStyle w:val="Hipervnculo"/>
@@ -13823,8 +13810,8 @@
       </w:pPr>
     </w:p>
     <w:sectPr>
-      <w:headerReference w:type="default" r:id="rId27"/>
-      <w:footerReference w:type="default" r:id="rId28"/>
+      <w:headerReference w:type="default" r:id="rId26"/>
+      <w:footerReference w:type="default" r:id="rId27"/>
       <w:pgSz w:w="12240" w:h="15840"/>
       <w:pgMar w:top="1701" w:right="1134" w:bottom="1134" w:left="1134" w:header="709" w:footer="737" w:gutter="0"/>
       <w:pgNumType w:start="1"/>
@@ -20486,7 +20473,6 @@
   <w:style w:type="character" w:default="1" w:styleId="Fuentedeprrafopredeter">
     <w:name w:val="Default Paragraph Font"/>
     <w:uiPriority w:val="1"/>
-    <w:semiHidden/>
     <w:unhideWhenUsed/>
   </w:style>
   <w:style w:type="table" w:default="1" w:styleId="Tablanormal">
@@ -21900,12 +21886,27 @@
   <ds:schemaRefs>
     <ds:schemaRef ds:uri="http://schemas.microsoft.com/office/2006/metadata/properties"/>
     <ds:schemaRef ds:uri="http://schemas.microsoft.com/office/infopath/2007/PartnerControls"/>
-    <ds:schemaRef ds:uri="cb45339b-ced9-4d0d-8f64-77573914d53b"/>
-    <ds:schemaRef ds:uri="43a3ca16-9c26-4813-b83f-4aec9927b43f"/>
+    <ds:schemaRef ds:uri="b250f519-6473-4480-8c44-6ee3a3a530c3"/>
+    <ds:schemaRef ds:uri="d174a4fb-80c2-4523-8d89-375030acacbf"/>
   </ds:schemaRefs>
 </ds:datastoreItem>
 </file>
 
 <file path=customXml/itemProps4.xml><?xml version="1.0" encoding="utf-8"?>
-<ds:datastoreItem xmlns:ds="http://schemas.openxmlformats.org/officeDocument/2006/customXml" ds:itemID="{1FB7B868-36B6-464F-8F46-8B9EDC0A1F0D}"/>
+<ds:datastoreItem xmlns:ds="http://schemas.openxmlformats.org/officeDocument/2006/customXml" ds:itemID="{1FB7B868-36B6-464F-8F46-8B9EDC0A1F0D}">
+  <ds:schemaRefs>
+    <ds:schemaRef ds:uri="http://schemas.microsoft.com/office/2006/metadata/contentType"/>
+    <ds:schemaRef ds:uri="http://schemas.microsoft.com/office/2006/metadata/properties/metaAttributes"/>
+    <ds:schemaRef ds:uri="http://www.w3.org/2001/XMLSchema"/>
+    <ds:schemaRef ds:uri="http://schemas.microsoft.com/office/2006/metadata/properties"/>
+    <ds:schemaRef ds:uri="d174a4fb-80c2-4523-8d89-375030acacbf"/>
+    <ds:schemaRef ds:uri="b250f519-6473-4480-8c44-6ee3a3a530c3"/>
+    <ds:schemaRef ds:uri="http://schemas.microsoft.com/office/2006/documentManagement/types"/>
+    <ds:schemaRef ds:uri="http://schemas.microsoft.com/office/infopath/2007/PartnerControls"/>
+    <ds:schemaRef ds:uri="http://schemas.openxmlformats.org/package/2006/metadata/core-properties"/>
+    <ds:schemaRef ds:uri="http://purl.org/dc/elements/1.1/"/>
+    <ds:schemaRef ds:uri="http://purl.org/dc/terms/"/>
+    <ds:schemaRef ds:uri="http://schemas.microsoft.com/internal/obd"/>
+  </ds:schemaRefs>
+</ds:datastoreItem>
 </file>